--- a/uploads/guidelines/author_guidelines.docx
+++ b/uploads/guidelines/author_guidelines.docx
@@ -9,12 +9,26 @@
           <w:rFonts w:ascii="Times New Roman" w:eastAsiaTheme="majorEastAsia" w:hAnsi="Times New Roman" w:cs="Times New Roman"/>
           <w:b/>
           <w:bCs/>
-          <w:sz w:val="28"/>
-          <w:szCs w:val="28"/>
+          <w:sz w:val="32"/>
+          <w:szCs w:val="32"/>
           <w:lang w:val="en-IN"/>
         </w:rPr>
       </w:pPr>
       <w:r>
+        <w:rPr>
+          <w:rFonts w:ascii="Times New Roman" w:eastAsiaTheme="majorEastAsia" w:hAnsi="Times New Roman" w:cs="Times New Roman"/>
+          <w:b/>
+          <w:bCs/>
+          <w:sz w:val="32"/>
+          <w:szCs w:val="32"/>
+          <w:lang w:val="en-IN"/>
+        </w:rPr>
+        <w:t>AUTHOR GUIDELINES</w:t>
+      </w:r>
+    </w:p>
+    <w:p>
+      <w:pPr>
+        <w:jc w:val="center"/>
         <w:rPr>
           <w:rFonts w:ascii="Times New Roman" w:eastAsiaTheme="majorEastAsia" w:hAnsi="Times New Roman" w:cs="Times New Roman"/>
           <w:b/>
@@ -23,12 +37,8 @@
           <w:szCs w:val="28"/>
           <w:lang w:val="en-IN"/>
         </w:rPr>
-        <w:t>AUTHOR GUIDELINES</w:t>
-      </w:r>
-    </w:p>
-    <w:p>
-      <w:pPr>
-        <w:jc w:val="center"/>
+      </w:pPr>
+      <w:r>
         <w:rPr>
           <w:rFonts w:ascii="Times New Roman" w:eastAsiaTheme="majorEastAsia" w:hAnsi="Times New Roman" w:cs="Times New Roman"/>
           <w:b/>
@@ -37,8 +47,11 @@
           <w:szCs w:val="28"/>
           <w:lang w:val="en-IN"/>
         </w:rPr>
-      </w:pPr>
-      <w:r>
+        <w:t>International Journal of Advanced Computing Science and Innovation (IJACSI)</w:t>
+      </w:r>
+    </w:p>
+    <w:p>
+      <w:pPr>
         <w:rPr>
           <w:rFonts w:ascii="Times New Roman" w:eastAsiaTheme="majorEastAsia" w:hAnsi="Times New Roman" w:cs="Times New Roman"/>
           <w:b/>
@@ -47,11 +60,8 @@
           <w:szCs w:val="28"/>
           <w:lang w:val="en-IN"/>
         </w:rPr>
-        <w:t>International Journal of Advanced Computing Science and Innovation (IJACSI)</w:t>
-      </w:r>
-    </w:p>
-    <w:p>
-      <w:pPr>
+      </w:pPr>
+      <w:r>
         <w:rPr>
           <w:rFonts w:ascii="Times New Roman" w:eastAsiaTheme="majorEastAsia" w:hAnsi="Times New Roman" w:cs="Times New Roman"/>
           <w:b/>
@@ -60,37 +70,24 @@
           <w:szCs w:val="28"/>
           <w:lang w:val="en-IN"/>
         </w:rPr>
-      </w:pPr>
-      <w:r>
-        <w:rPr>
-          <w:rFonts w:ascii="Times New Roman" w:eastAsiaTheme="majorEastAsia" w:hAnsi="Times New Roman" w:cs="Times New Roman"/>
-          <w:b/>
-          <w:bCs/>
-          <w:sz w:val="28"/>
-          <w:szCs w:val="28"/>
-          <w:lang w:val="en-IN"/>
-        </w:rPr>
         <w:t>1. About the Journal</w:t>
       </w:r>
     </w:p>
     <w:p>
       <w:pPr>
-        <w:rPr>
-          <w:rFonts w:ascii="Times New Roman" w:eastAsiaTheme="majorEastAsia" w:hAnsi="Times New Roman" w:cs="Times New Roman"/>
-          <w:b/>
-          <w:bCs/>
-          <w:sz w:val="28"/>
-          <w:szCs w:val="28"/>
+        <w:ind w:firstLine="720"/>
+        <w:rPr>
+          <w:rFonts w:ascii="Times New Roman" w:eastAsiaTheme="majorEastAsia" w:hAnsi="Times New Roman" w:cs="Times New Roman"/>
+          <w:sz w:val="24"/>
+          <w:szCs w:val="24"/>
           <w:lang w:val="en-IN"/>
         </w:rPr>
       </w:pPr>
       <w:r>
         <w:rPr>
           <w:rFonts w:ascii="Times New Roman" w:eastAsiaTheme="majorEastAsia" w:hAnsi="Times New Roman" w:cs="Times New Roman"/>
-          <w:b/>
-          <w:bCs/>
-          <w:sz w:val="28"/>
-          <w:szCs w:val="28"/>
+          <w:sz w:val="24"/>
+          <w:szCs w:val="24"/>
           <w:lang w:val="en-IN"/>
         </w:rPr>
         <w:t xml:space="preserve">The </w:t>
@@ -98,12 +95,10 @@
       <w:r>
         <w:rPr>
           <w:rFonts w:ascii="Times New Roman" w:eastAsiaTheme="majorEastAsia" w:hAnsi="Times New Roman" w:cs="Times New Roman"/>
-          <w:b/>
-          <w:bCs/>
           <w:i/>
           <w:iCs/>
-          <w:sz w:val="28"/>
-          <w:szCs w:val="28"/>
+          <w:sz w:val="24"/>
+          <w:szCs w:val="24"/>
           <w:lang w:val="en-IN"/>
         </w:rPr>
         <w:t>International Journal of Advanced Computing Science and Innovation (IJACSI)</w:t>
@@ -111,10 +106,8 @@
       <w:r>
         <w:rPr>
           <w:rFonts w:ascii="Times New Roman" w:eastAsiaTheme="majorEastAsia" w:hAnsi="Times New Roman" w:cs="Times New Roman"/>
-          <w:b/>
-          <w:bCs/>
-          <w:sz w:val="28"/>
-          <w:szCs w:val="28"/>
+          <w:sz w:val="24"/>
+          <w:szCs w:val="24"/>
           <w:lang w:val="en-IN"/>
         </w:rPr>
         <w:t xml:space="preserve"> is a peer-reviewed quarterly journal published by the Department of Computer Science, Bishop Heber College (Autonomous), Tiruchirappalli.</w:t>
@@ -122,10 +115,8 @@
       <w:r>
         <w:rPr>
           <w:rFonts w:ascii="Times New Roman" w:eastAsiaTheme="majorEastAsia" w:hAnsi="Times New Roman" w:cs="Times New Roman"/>
-          <w:b/>
-          <w:bCs/>
-          <w:sz w:val="28"/>
-          <w:szCs w:val="28"/>
+          <w:sz w:val="24"/>
+          <w:szCs w:val="24"/>
           <w:lang w:val="en-IN"/>
         </w:rPr>
         <w:br/>
@@ -159,6 +150,182 @@
       <w:pPr>
         <w:rPr>
           <w:rFonts w:ascii="Times New Roman" w:eastAsiaTheme="majorEastAsia" w:hAnsi="Times New Roman" w:cs="Times New Roman"/>
+          <w:sz w:val="24"/>
+          <w:szCs w:val="24"/>
+          <w:lang w:val="en-IN"/>
+        </w:rPr>
+      </w:pPr>
+      <w:r>
+        <w:rPr>
+          <w:rFonts w:ascii="Times New Roman" w:eastAsiaTheme="majorEastAsia" w:hAnsi="Times New Roman" w:cs="Times New Roman"/>
+          <w:sz w:val="24"/>
+          <w:szCs w:val="24"/>
+          <w:lang w:val="en-IN"/>
+        </w:rPr>
+        <w:t>IJACSI accepts the following categories of manuscripts:</w:t>
+      </w:r>
+    </w:p>
+    <w:p>
+      <w:pPr>
+        <w:numPr>
+          <w:ilvl w:val="0"/>
+          <w:numId w:val="10"/>
+        </w:numPr>
+        <w:rPr>
+          <w:rFonts w:ascii="Times New Roman" w:eastAsiaTheme="majorEastAsia" w:hAnsi="Times New Roman" w:cs="Times New Roman"/>
+          <w:sz w:val="24"/>
+          <w:szCs w:val="24"/>
+          <w:lang w:val="en-IN"/>
+        </w:rPr>
+      </w:pPr>
+      <w:r>
+        <w:rPr>
+          <w:rFonts w:ascii="Times New Roman" w:eastAsiaTheme="majorEastAsia" w:hAnsi="Times New Roman" w:cs="Times New Roman"/>
+          <w:sz w:val="24"/>
+          <w:szCs w:val="24"/>
+          <w:lang w:val="en-IN"/>
+        </w:rPr>
+        <w:t>Original Research Articles</w:t>
+      </w:r>
+    </w:p>
+    <w:p>
+      <w:pPr>
+        <w:numPr>
+          <w:ilvl w:val="0"/>
+          <w:numId w:val="10"/>
+        </w:numPr>
+        <w:rPr>
+          <w:rFonts w:ascii="Times New Roman" w:eastAsiaTheme="majorEastAsia" w:hAnsi="Times New Roman" w:cs="Times New Roman"/>
+          <w:sz w:val="24"/>
+          <w:szCs w:val="24"/>
+          <w:lang w:val="en-IN"/>
+        </w:rPr>
+      </w:pPr>
+      <w:r>
+        <w:rPr>
+          <w:rFonts w:ascii="Times New Roman" w:eastAsiaTheme="majorEastAsia" w:hAnsi="Times New Roman" w:cs="Times New Roman"/>
+          <w:sz w:val="24"/>
+          <w:szCs w:val="24"/>
+          <w:lang w:val="en-IN"/>
+        </w:rPr>
+        <w:t>Review Articles</w:t>
+      </w:r>
+    </w:p>
+    <w:p>
+      <w:pPr>
+        <w:numPr>
+          <w:ilvl w:val="0"/>
+          <w:numId w:val="10"/>
+        </w:numPr>
+        <w:rPr>
+          <w:rFonts w:ascii="Times New Roman" w:eastAsiaTheme="majorEastAsia" w:hAnsi="Times New Roman" w:cs="Times New Roman"/>
+          <w:sz w:val="24"/>
+          <w:szCs w:val="24"/>
+          <w:lang w:val="en-IN"/>
+        </w:rPr>
+      </w:pPr>
+      <w:r>
+        <w:rPr>
+          <w:rFonts w:ascii="Times New Roman" w:eastAsiaTheme="majorEastAsia" w:hAnsi="Times New Roman" w:cs="Times New Roman"/>
+          <w:sz w:val="24"/>
+          <w:szCs w:val="24"/>
+          <w:lang w:val="en-IN"/>
+        </w:rPr>
+        <w:t>Survey Papers</w:t>
+      </w:r>
+    </w:p>
+    <w:p>
+      <w:pPr>
+        <w:numPr>
+          <w:ilvl w:val="0"/>
+          <w:numId w:val="10"/>
+        </w:numPr>
+        <w:rPr>
+          <w:rFonts w:ascii="Times New Roman" w:eastAsiaTheme="majorEastAsia" w:hAnsi="Times New Roman" w:cs="Times New Roman"/>
+          <w:sz w:val="24"/>
+          <w:szCs w:val="24"/>
+          <w:lang w:val="en-IN"/>
+        </w:rPr>
+      </w:pPr>
+      <w:r>
+        <w:rPr>
+          <w:rFonts w:ascii="Times New Roman" w:eastAsiaTheme="majorEastAsia" w:hAnsi="Times New Roman" w:cs="Times New Roman"/>
+          <w:sz w:val="24"/>
+          <w:szCs w:val="24"/>
+          <w:lang w:val="en-IN"/>
+        </w:rPr>
+        <w:t>Case Studies</w:t>
+      </w:r>
+    </w:p>
+    <w:p>
+      <w:pPr>
+        <w:numPr>
+          <w:ilvl w:val="0"/>
+          <w:numId w:val="10"/>
+        </w:numPr>
+        <w:rPr>
+          <w:rFonts w:ascii="Times New Roman" w:eastAsiaTheme="majorEastAsia" w:hAnsi="Times New Roman" w:cs="Times New Roman"/>
+          <w:sz w:val="24"/>
+          <w:szCs w:val="24"/>
+          <w:lang w:val="en-IN"/>
+        </w:rPr>
+      </w:pPr>
+      <w:r>
+        <w:rPr>
+          <w:rFonts w:ascii="Times New Roman" w:eastAsiaTheme="majorEastAsia" w:hAnsi="Times New Roman" w:cs="Times New Roman"/>
+          <w:sz w:val="24"/>
+          <w:szCs w:val="24"/>
+          <w:lang w:val="en-IN"/>
+        </w:rPr>
+        <w:t>Technical Notes</w:t>
+      </w:r>
+    </w:p>
+    <w:p>
+      <w:pPr>
+        <w:numPr>
+          <w:ilvl w:val="0"/>
+          <w:numId w:val="10"/>
+        </w:numPr>
+        <w:rPr>
+          <w:rFonts w:ascii="Times New Roman" w:eastAsiaTheme="majorEastAsia" w:hAnsi="Times New Roman" w:cs="Times New Roman"/>
+          <w:sz w:val="24"/>
+          <w:szCs w:val="24"/>
+          <w:lang w:val="en-IN"/>
+        </w:rPr>
+      </w:pPr>
+      <w:r>
+        <w:rPr>
+          <w:rFonts w:ascii="Times New Roman" w:eastAsiaTheme="majorEastAsia" w:hAnsi="Times New Roman" w:cs="Times New Roman"/>
+          <w:sz w:val="24"/>
+          <w:szCs w:val="24"/>
+          <w:lang w:val="en-IN"/>
+        </w:rPr>
+        <w:t>Short Communications</w:t>
+      </w:r>
+    </w:p>
+    <w:p>
+      <w:pPr>
+        <w:rPr>
+          <w:rFonts w:ascii="Times New Roman" w:eastAsiaTheme="majorEastAsia" w:hAnsi="Times New Roman" w:cs="Times New Roman"/>
+          <w:sz w:val="24"/>
+          <w:szCs w:val="24"/>
+          <w:lang w:val="en-IN"/>
+        </w:rPr>
+      </w:pPr>
+      <w:r>
+        <w:rPr>
+          <w:rFonts w:ascii="Times New Roman" w:eastAsiaTheme="majorEastAsia" w:hAnsi="Times New Roman" w:cs="Times New Roman"/>
+          <w:sz w:val="24"/>
+          <w:szCs w:val="24"/>
+          <w:lang w:val="en-IN"/>
+        </w:rPr>
+        <w:t>All submissions must be original, unpublished, and not under consideration elsewhere.</w:t>
+      </w:r>
+    </w:p>
+    <w:p>
+      <w:pPr>
+        <w:rPr>
+          <w:rFonts w:ascii="Times New Roman" w:eastAsiaTheme="majorEastAsia" w:hAnsi="Times New Roman" w:cs="Times New Roman"/>
           <w:b/>
           <w:bCs/>
           <w:sz w:val="28"/>
@@ -175,15 +342,19 @@
           <w:szCs w:val="28"/>
           <w:lang w:val="en-IN"/>
         </w:rPr>
-        <w:t>IJACSI accepts the following categories of manuscripts:</w:t>
+        <w:t>3. Manuscript Preparation Guidelines</w:t>
       </w:r>
     </w:p>
     <w:p>
       <w:pPr>
-        <w:numPr>
-          <w:ilvl w:val="0"/>
-          <w:numId w:val="10"/>
-        </w:numPr>
+        <w:rPr>
+          <w:rFonts w:ascii="Times New Roman" w:eastAsiaTheme="majorEastAsia" w:hAnsi="Times New Roman" w:cs="Times New Roman"/>
+          <w:sz w:val="24"/>
+          <w:szCs w:val="24"/>
+          <w:lang w:val="en-IN"/>
+        </w:rPr>
+      </w:pPr>
+      <w:r>
         <w:rPr>
           <w:rFonts w:ascii="Times New Roman" w:eastAsiaTheme="majorEastAsia" w:hAnsi="Times New Roman" w:cs="Times New Roman"/>
           <w:b/>
@@ -192,8 +363,57 @@
           <w:szCs w:val="28"/>
           <w:lang w:val="en-IN"/>
         </w:rPr>
+        <w:t>3.1 Language</w:t>
+      </w:r>
+    </w:p>
+    <w:p>
+      <w:pPr>
+        <w:numPr>
+          <w:ilvl w:val="0"/>
+          <w:numId w:val="11"/>
+        </w:numPr>
+        <w:rPr>
+          <w:rFonts w:ascii="Times New Roman" w:eastAsiaTheme="majorEastAsia" w:hAnsi="Times New Roman" w:cs="Times New Roman"/>
+          <w:sz w:val="24"/>
+          <w:szCs w:val="24"/>
+          <w:lang w:val="en-IN"/>
+        </w:rPr>
       </w:pPr>
       <w:r>
+        <w:rPr>
+          <w:rFonts w:ascii="Times New Roman" w:eastAsiaTheme="majorEastAsia" w:hAnsi="Times New Roman" w:cs="Times New Roman"/>
+          <w:sz w:val="24"/>
+          <w:szCs w:val="24"/>
+          <w:lang w:val="en-IN"/>
+        </w:rPr>
+        <w:t>Manuscripts must be written in clear, concise English.</w:t>
+      </w:r>
+    </w:p>
+    <w:p>
+      <w:pPr>
+        <w:numPr>
+          <w:ilvl w:val="0"/>
+          <w:numId w:val="11"/>
+        </w:numPr>
+        <w:rPr>
+          <w:rFonts w:ascii="Times New Roman" w:eastAsiaTheme="majorEastAsia" w:hAnsi="Times New Roman" w:cs="Times New Roman"/>
+          <w:sz w:val="24"/>
+          <w:szCs w:val="24"/>
+          <w:lang w:val="en-IN"/>
+        </w:rPr>
+      </w:pPr>
+      <w:r>
+        <w:rPr>
+          <w:rFonts w:ascii="Times New Roman" w:eastAsiaTheme="majorEastAsia" w:hAnsi="Times New Roman" w:cs="Times New Roman"/>
+          <w:sz w:val="24"/>
+          <w:szCs w:val="24"/>
+          <w:lang w:val="en-IN"/>
+        </w:rPr>
+        <w:t>Either British or American English may be used consistently.</w:t>
+      </w:r>
+    </w:p>
+    <w:p>
+      <w:pPr>
         <w:rPr>
           <w:rFonts w:ascii="Times New Roman" w:eastAsiaTheme="majorEastAsia" w:hAnsi="Times New Roman" w:cs="Times New Roman"/>
           <w:b/>
@@ -202,15 +422,8 @@
           <w:szCs w:val="28"/>
           <w:lang w:val="en-IN"/>
         </w:rPr>
-        <w:t>Original Research Articles</w:t>
-      </w:r>
-    </w:p>
-    <w:p>
-      <w:pPr>
-        <w:numPr>
-          <w:ilvl w:val="0"/>
-          <w:numId w:val="10"/>
-        </w:numPr>
+      </w:pPr>
+      <w:r>
         <w:rPr>
           <w:rFonts w:ascii="Times New Roman" w:eastAsiaTheme="majorEastAsia" w:hAnsi="Times New Roman" w:cs="Times New Roman"/>
           <w:b/>
@@ -219,277 +432,12 @@
           <w:szCs w:val="28"/>
           <w:lang w:val="en-IN"/>
         </w:rPr>
-      </w:pPr>
-      <w:r>
-        <w:rPr>
-          <w:rFonts w:ascii="Times New Roman" w:eastAsiaTheme="majorEastAsia" w:hAnsi="Times New Roman" w:cs="Times New Roman"/>
-          <w:b/>
-          <w:bCs/>
-          <w:sz w:val="28"/>
-          <w:szCs w:val="28"/>
-          <w:lang w:val="en-IN"/>
-        </w:rPr>
-        <w:t>Review Articles</w:t>
-      </w:r>
-    </w:p>
-    <w:p>
-      <w:pPr>
-        <w:numPr>
-          <w:ilvl w:val="0"/>
-          <w:numId w:val="10"/>
-        </w:numPr>
-        <w:rPr>
-          <w:rFonts w:ascii="Times New Roman" w:eastAsiaTheme="majorEastAsia" w:hAnsi="Times New Roman" w:cs="Times New Roman"/>
-          <w:b/>
-          <w:bCs/>
-          <w:sz w:val="28"/>
-          <w:szCs w:val="28"/>
-          <w:lang w:val="en-IN"/>
-        </w:rPr>
-      </w:pPr>
-      <w:r>
-        <w:rPr>
-          <w:rFonts w:ascii="Times New Roman" w:eastAsiaTheme="majorEastAsia" w:hAnsi="Times New Roman" w:cs="Times New Roman"/>
-          <w:b/>
-          <w:bCs/>
-          <w:sz w:val="28"/>
-          <w:szCs w:val="28"/>
-          <w:lang w:val="en-IN"/>
-        </w:rPr>
-        <w:t>Survey Papers</w:t>
-      </w:r>
-    </w:p>
-    <w:p>
-      <w:pPr>
-        <w:numPr>
-          <w:ilvl w:val="0"/>
-          <w:numId w:val="10"/>
-        </w:numPr>
-        <w:rPr>
-          <w:rFonts w:ascii="Times New Roman" w:eastAsiaTheme="majorEastAsia" w:hAnsi="Times New Roman" w:cs="Times New Roman"/>
-          <w:b/>
-          <w:bCs/>
-          <w:sz w:val="28"/>
-          <w:szCs w:val="28"/>
-          <w:lang w:val="en-IN"/>
-        </w:rPr>
-      </w:pPr>
-      <w:r>
-        <w:rPr>
-          <w:rFonts w:ascii="Times New Roman" w:eastAsiaTheme="majorEastAsia" w:hAnsi="Times New Roman" w:cs="Times New Roman"/>
-          <w:b/>
-          <w:bCs/>
-          <w:sz w:val="28"/>
-          <w:szCs w:val="28"/>
-          <w:lang w:val="en-IN"/>
-        </w:rPr>
-        <w:t>Case Studies</w:t>
-      </w:r>
-    </w:p>
-    <w:p>
-      <w:pPr>
-        <w:numPr>
-          <w:ilvl w:val="0"/>
-          <w:numId w:val="10"/>
-        </w:numPr>
-        <w:rPr>
-          <w:rFonts w:ascii="Times New Roman" w:eastAsiaTheme="majorEastAsia" w:hAnsi="Times New Roman" w:cs="Times New Roman"/>
-          <w:b/>
-          <w:bCs/>
-          <w:sz w:val="28"/>
-          <w:szCs w:val="28"/>
-          <w:lang w:val="en-IN"/>
-        </w:rPr>
-      </w:pPr>
-      <w:r>
-        <w:rPr>
-          <w:rFonts w:ascii="Times New Roman" w:eastAsiaTheme="majorEastAsia" w:hAnsi="Times New Roman" w:cs="Times New Roman"/>
-          <w:b/>
-          <w:bCs/>
-          <w:sz w:val="28"/>
-          <w:szCs w:val="28"/>
-          <w:lang w:val="en-IN"/>
-        </w:rPr>
-        <w:t>Technical Notes</w:t>
-      </w:r>
-    </w:p>
-    <w:p>
-      <w:pPr>
-        <w:numPr>
-          <w:ilvl w:val="0"/>
-          <w:numId w:val="10"/>
-        </w:numPr>
-        <w:rPr>
-          <w:rFonts w:ascii="Times New Roman" w:eastAsiaTheme="majorEastAsia" w:hAnsi="Times New Roman" w:cs="Times New Roman"/>
-          <w:b/>
-          <w:bCs/>
-          <w:sz w:val="28"/>
-          <w:szCs w:val="28"/>
-          <w:lang w:val="en-IN"/>
-        </w:rPr>
-      </w:pPr>
-      <w:r>
-        <w:rPr>
-          <w:rFonts w:ascii="Times New Roman" w:eastAsiaTheme="majorEastAsia" w:hAnsi="Times New Roman" w:cs="Times New Roman"/>
-          <w:b/>
-          <w:bCs/>
-          <w:sz w:val="28"/>
-          <w:szCs w:val="28"/>
-          <w:lang w:val="en-IN"/>
-        </w:rPr>
-        <w:t>Short Communications</w:t>
-      </w:r>
-    </w:p>
-    <w:p>
-      <w:pPr>
-        <w:rPr>
-          <w:rFonts w:ascii="Times New Roman" w:eastAsiaTheme="majorEastAsia" w:hAnsi="Times New Roman" w:cs="Times New Roman"/>
-          <w:b/>
-          <w:bCs/>
-          <w:sz w:val="28"/>
-          <w:szCs w:val="28"/>
-          <w:lang w:val="en-IN"/>
-        </w:rPr>
-      </w:pPr>
-      <w:r>
-        <w:rPr>
-          <w:rFonts w:ascii="Times New Roman" w:eastAsiaTheme="majorEastAsia" w:hAnsi="Times New Roman" w:cs="Times New Roman"/>
-          <w:b/>
-          <w:bCs/>
-          <w:sz w:val="28"/>
-          <w:szCs w:val="28"/>
-          <w:lang w:val="en-IN"/>
-        </w:rPr>
-        <w:t>All submissions must be original, unpublished, and not under consideration elsewhere.</w:t>
-      </w:r>
-    </w:p>
-    <w:p>
-      <w:pPr>
-        <w:rPr>
-          <w:rFonts w:ascii="Times New Roman" w:eastAsiaTheme="majorEastAsia" w:hAnsi="Times New Roman" w:cs="Times New Roman"/>
-          <w:b/>
-          <w:bCs/>
-          <w:sz w:val="28"/>
-          <w:szCs w:val="28"/>
-          <w:lang w:val="en-IN"/>
-        </w:rPr>
-      </w:pPr>
-      <w:r>
-        <w:rPr>
-          <w:rFonts w:ascii="Times New Roman" w:eastAsiaTheme="majorEastAsia" w:hAnsi="Times New Roman" w:cs="Times New Roman"/>
-          <w:b/>
-          <w:bCs/>
-          <w:sz w:val="28"/>
-          <w:szCs w:val="28"/>
-          <w:lang w:val="en-IN"/>
-        </w:rPr>
-        <w:t>3. Manuscript Preparation Guidelines</w:t>
-      </w:r>
-    </w:p>
-    <w:p>
-      <w:pPr>
-        <w:rPr>
-          <w:rFonts w:ascii="Times New Roman" w:eastAsiaTheme="majorEastAsia" w:hAnsi="Times New Roman" w:cs="Times New Roman"/>
-          <w:b/>
-          <w:bCs/>
-          <w:sz w:val="28"/>
-          <w:szCs w:val="28"/>
-          <w:lang w:val="en-IN"/>
-        </w:rPr>
-      </w:pPr>
-      <w:r>
-        <w:rPr>
-          <w:rFonts w:ascii="Times New Roman" w:eastAsiaTheme="majorEastAsia" w:hAnsi="Times New Roman" w:cs="Times New Roman"/>
-          <w:b/>
-          <w:bCs/>
-          <w:sz w:val="28"/>
-          <w:szCs w:val="28"/>
-          <w:lang w:val="en-IN"/>
-        </w:rPr>
-        <w:t>3.1 Language</w:t>
-      </w:r>
-    </w:p>
-    <w:p>
-      <w:pPr>
-        <w:numPr>
-          <w:ilvl w:val="0"/>
-          <w:numId w:val="11"/>
-        </w:numPr>
-        <w:rPr>
-          <w:rFonts w:ascii="Times New Roman" w:eastAsiaTheme="majorEastAsia" w:hAnsi="Times New Roman" w:cs="Times New Roman"/>
-          <w:b/>
-          <w:bCs/>
-          <w:sz w:val="28"/>
-          <w:szCs w:val="28"/>
-          <w:lang w:val="en-IN"/>
-        </w:rPr>
-      </w:pPr>
-      <w:r>
-        <w:rPr>
-          <w:rFonts w:ascii="Times New Roman" w:eastAsiaTheme="majorEastAsia" w:hAnsi="Times New Roman" w:cs="Times New Roman"/>
-          <w:b/>
-          <w:bCs/>
-          <w:sz w:val="28"/>
-          <w:szCs w:val="28"/>
-          <w:lang w:val="en-IN"/>
-        </w:rPr>
-        <w:t>Manuscripts must be written in clear, concise English.</w:t>
-      </w:r>
-    </w:p>
-    <w:p>
-      <w:pPr>
-        <w:numPr>
-          <w:ilvl w:val="0"/>
-          <w:numId w:val="11"/>
-        </w:numPr>
-        <w:rPr>
-          <w:rFonts w:ascii="Times New Roman" w:eastAsiaTheme="majorEastAsia" w:hAnsi="Times New Roman" w:cs="Times New Roman"/>
-          <w:b/>
-          <w:bCs/>
-          <w:sz w:val="28"/>
-          <w:szCs w:val="28"/>
-          <w:lang w:val="en-IN"/>
-        </w:rPr>
-      </w:pPr>
-      <w:r>
-        <w:rPr>
-          <w:rFonts w:ascii="Times New Roman" w:eastAsiaTheme="majorEastAsia" w:hAnsi="Times New Roman" w:cs="Times New Roman"/>
-          <w:b/>
-          <w:bCs/>
-          <w:sz w:val="28"/>
-          <w:szCs w:val="28"/>
-          <w:lang w:val="en-IN"/>
-        </w:rPr>
-        <w:t>Either British or American English may be used consistently.</w:t>
-      </w:r>
-    </w:p>
-    <w:p>
-      <w:pPr>
-        <w:rPr>
-          <w:rFonts w:ascii="Times New Roman" w:eastAsiaTheme="majorEastAsia" w:hAnsi="Times New Roman" w:cs="Times New Roman"/>
-          <w:b/>
-          <w:bCs/>
-          <w:sz w:val="28"/>
-          <w:szCs w:val="28"/>
-          <w:lang w:val="en-IN"/>
-        </w:rPr>
-      </w:pPr>
-      <w:r>
-        <w:rPr>
-          <w:rFonts w:ascii="Times New Roman" w:eastAsiaTheme="majorEastAsia" w:hAnsi="Times New Roman" w:cs="Times New Roman"/>
-          <w:b/>
-          <w:bCs/>
-          <w:sz w:val="28"/>
-          <w:szCs w:val="28"/>
-          <w:lang w:val="en-IN"/>
-        </w:rPr>
-        <w:lastRenderedPageBreak/>
         <w:t>3.2 Manuscript Length</w:t>
       </w:r>
     </w:p>
     <w:tbl>
       <w:tblPr>
-        <w:tblW w:w="0" w:type="auto"/>
+        <w:tblW w:w="9044" w:type="dxa"/>
         <w:tblCellSpacing w:w="15" w:type="dxa"/>
         <w:tblCellMar>
           <w:top w:w="15" w:type="dxa"/>
@@ -500,17 +448,18 @@
         <w:tblLook w:val="04A0" w:firstRow="1" w:lastRow="0" w:firstColumn="1" w:lastColumn="0" w:noHBand="0" w:noVBand="1"/>
       </w:tblPr>
       <w:tblGrid>
-        <w:gridCol w:w="3544"/>
-        <w:gridCol w:w="2774"/>
+        <w:gridCol w:w="6435"/>
+        <w:gridCol w:w="2609"/>
       </w:tblGrid>
       <w:tr>
         <w:trPr>
+          <w:trHeight w:val="856"/>
           <w:tblHeader/>
           <w:tblCellSpacing w:w="15" w:type="dxa"/>
         </w:trPr>
         <w:tc>
           <w:tcPr>
-            <w:tcW w:w="0" w:type="auto"/>
+            <w:tcW w:w="6390" w:type="dxa"/>
             <w:vAlign w:val="center"/>
             <w:hideMark/>
           </w:tcPr>
@@ -518,20 +467,16 @@
             <w:pPr>
               <w:rPr>
                 <w:rFonts w:ascii="Times New Roman" w:eastAsiaTheme="majorEastAsia" w:hAnsi="Times New Roman" w:cs="Times New Roman"/>
-                <w:b/>
-                <w:bCs/>
-                <w:sz w:val="28"/>
-                <w:szCs w:val="28"/>
+                <w:sz w:val="24"/>
+                <w:szCs w:val="24"/>
                 <w:lang w:val="en-IN"/>
               </w:rPr>
             </w:pPr>
             <w:r>
               <w:rPr>
                 <w:rFonts w:ascii="Times New Roman" w:eastAsiaTheme="majorEastAsia" w:hAnsi="Times New Roman" w:cs="Times New Roman"/>
-                <w:b/>
-                <w:bCs/>
-                <w:sz w:val="28"/>
-                <w:szCs w:val="28"/>
+                <w:sz w:val="24"/>
+                <w:szCs w:val="24"/>
                 <w:lang w:val="en-IN"/>
               </w:rPr>
               <w:t>Article Type</w:t>
@@ -540,7 +485,7 @@
         </w:tc>
         <w:tc>
           <w:tcPr>
-            <w:tcW w:w="0" w:type="auto"/>
+            <w:tcW w:w="2564" w:type="dxa"/>
             <w:vAlign w:val="center"/>
             <w:hideMark/>
           </w:tcPr>
@@ -548,20 +493,16 @@
             <w:pPr>
               <w:rPr>
                 <w:rFonts w:ascii="Times New Roman" w:eastAsiaTheme="majorEastAsia" w:hAnsi="Times New Roman" w:cs="Times New Roman"/>
-                <w:b/>
-                <w:bCs/>
-                <w:sz w:val="28"/>
-                <w:szCs w:val="28"/>
+                <w:sz w:val="24"/>
+                <w:szCs w:val="24"/>
                 <w:lang w:val="en-IN"/>
               </w:rPr>
             </w:pPr>
             <w:r>
               <w:rPr>
                 <w:rFonts w:ascii="Times New Roman" w:eastAsiaTheme="majorEastAsia" w:hAnsi="Times New Roman" w:cs="Times New Roman"/>
-                <w:b/>
-                <w:bCs/>
-                <w:sz w:val="28"/>
-                <w:szCs w:val="28"/>
+                <w:sz w:val="24"/>
+                <w:szCs w:val="24"/>
                 <w:lang w:val="en-IN"/>
               </w:rPr>
               <w:t>Recommended Length</w:t>
@@ -571,11 +512,12 @@
       </w:tr>
       <w:tr>
         <w:trPr>
+          <w:trHeight w:val="521"/>
           <w:tblCellSpacing w:w="15" w:type="dxa"/>
         </w:trPr>
         <w:tc>
           <w:tcPr>
-            <w:tcW w:w="0" w:type="auto"/>
+            <w:tcW w:w="6390" w:type="dxa"/>
             <w:vAlign w:val="center"/>
             <w:hideMark/>
           </w:tcPr>
@@ -583,20 +525,16 @@
             <w:pPr>
               <w:rPr>
                 <w:rFonts w:ascii="Times New Roman" w:eastAsiaTheme="majorEastAsia" w:hAnsi="Times New Roman" w:cs="Times New Roman"/>
-                <w:b/>
-                <w:bCs/>
-                <w:sz w:val="28"/>
-                <w:szCs w:val="28"/>
+                <w:sz w:val="24"/>
+                <w:szCs w:val="24"/>
                 <w:lang w:val="en-IN"/>
               </w:rPr>
             </w:pPr>
             <w:r>
               <w:rPr>
                 <w:rFonts w:ascii="Times New Roman" w:eastAsiaTheme="majorEastAsia" w:hAnsi="Times New Roman" w:cs="Times New Roman"/>
-                <w:b/>
-                <w:bCs/>
-                <w:sz w:val="28"/>
-                <w:szCs w:val="28"/>
+                <w:sz w:val="24"/>
+                <w:szCs w:val="24"/>
                 <w:lang w:val="en-IN"/>
               </w:rPr>
               <w:t>Research / Review Articles</w:t>
@@ -605,7 +543,7 @@
         </w:tc>
         <w:tc>
           <w:tcPr>
-            <w:tcW w:w="0" w:type="auto"/>
+            <w:tcW w:w="2564" w:type="dxa"/>
             <w:vAlign w:val="center"/>
             <w:hideMark/>
           </w:tcPr>
@@ -613,20 +551,16 @@
             <w:pPr>
               <w:rPr>
                 <w:rFonts w:ascii="Times New Roman" w:eastAsiaTheme="majorEastAsia" w:hAnsi="Times New Roman" w:cs="Times New Roman"/>
-                <w:b/>
-                <w:bCs/>
-                <w:sz w:val="28"/>
-                <w:szCs w:val="28"/>
+                <w:sz w:val="24"/>
+                <w:szCs w:val="24"/>
                 <w:lang w:val="en-IN"/>
               </w:rPr>
             </w:pPr>
             <w:r>
               <w:rPr>
                 <w:rFonts w:ascii="Times New Roman" w:eastAsiaTheme="majorEastAsia" w:hAnsi="Times New Roman" w:cs="Times New Roman"/>
-                <w:b/>
-                <w:bCs/>
-                <w:sz w:val="28"/>
-                <w:szCs w:val="28"/>
+                <w:sz w:val="24"/>
+                <w:szCs w:val="24"/>
                 <w:lang w:val="en-IN"/>
               </w:rPr>
               <w:t>8–15 pages</w:t>
@@ -636,11 +570,12 @@
       </w:tr>
       <w:tr>
         <w:trPr>
+          <w:trHeight w:val="521"/>
           <w:tblCellSpacing w:w="15" w:type="dxa"/>
         </w:trPr>
         <w:tc>
           <w:tcPr>
-            <w:tcW w:w="0" w:type="auto"/>
+            <w:tcW w:w="6390" w:type="dxa"/>
             <w:vAlign w:val="center"/>
             <w:hideMark/>
           </w:tcPr>
@@ -648,29 +583,26 @@
             <w:pPr>
               <w:rPr>
                 <w:rFonts w:ascii="Times New Roman" w:eastAsiaTheme="majorEastAsia" w:hAnsi="Times New Roman" w:cs="Times New Roman"/>
-                <w:b/>
-                <w:bCs/>
-                <w:sz w:val="28"/>
-                <w:szCs w:val="28"/>
+                <w:sz w:val="24"/>
+                <w:szCs w:val="24"/>
                 <w:lang w:val="en-IN"/>
               </w:rPr>
             </w:pPr>
             <w:r>
               <w:rPr>
                 <w:rFonts w:ascii="Times New Roman" w:eastAsiaTheme="majorEastAsia" w:hAnsi="Times New Roman" w:cs="Times New Roman"/>
-                <w:b/>
-                <w:bCs/>
-                <w:sz w:val="28"/>
-                <w:szCs w:val="28"/>
+                <w:sz w:val="24"/>
+                <w:szCs w:val="24"/>
                 <w:lang w:val="en-IN"/>
               </w:rPr>
+              <w:lastRenderedPageBreak/>
               <w:t>Case Studies / Survey Papers</w:t>
             </w:r>
           </w:p>
         </w:tc>
         <w:tc>
           <w:tcPr>
-            <w:tcW w:w="0" w:type="auto"/>
+            <w:tcW w:w="2564" w:type="dxa"/>
             <w:vAlign w:val="center"/>
             <w:hideMark/>
           </w:tcPr>
@@ -678,20 +610,16 @@
             <w:pPr>
               <w:rPr>
                 <w:rFonts w:ascii="Times New Roman" w:eastAsiaTheme="majorEastAsia" w:hAnsi="Times New Roman" w:cs="Times New Roman"/>
-                <w:b/>
-                <w:bCs/>
-                <w:sz w:val="28"/>
-                <w:szCs w:val="28"/>
+                <w:sz w:val="24"/>
+                <w:szCs w:val="24"/>
                 <w:lang w:val="en-IN"/>
               </w:rPr>
             </w:pPr>
             <w:r>
               <w:rPr>
                 <w:rFonts w:ascii="Times New Roman" w:eastAsiaTheme="majorEastAsia" w:hAnsi="Times New Roman" w:cs="Times New Roman"/>
-                <w:b/>
-                <w:bCs/>
-                <w:sz w:val="28"/>
-                <w:szCs w:val="28"/>
+                <w:sz w:val="24"/>
+                <w:szCs w:val="24"/>
                 <w:lang w:val="en-IN"/>
               </w:rPr>
               <w:t>6–12 pages</w:t>
@@ -701,11 +629,12 @@
       </w:tr>
       <w:tr>
         <w:trPr>
+          <w:trHeight w:val="521"/>
           <w:tblCellSpacing w:w="15" w:type="dxa"/>
         </w:trPr>
         <w:tc>
           <w:tcPr>
-            <w:tcW w:w="0" w:type="auto"/>
+            <w:tcW w:w="6390" w:type="dxa"/>
             <w:vAlign w:val="center"/>
             <w:hideMark/>
           </w:tcPr>
@@ -713,20 +642,16 @@
             <w:pPr>
               <w:rPr>
                 <w:rFonts w:ascii="Times New Roman" w:eastAsiaTheme="majorEastAsia" w:hAnsi="Times New Roman" w:cs="Times New Roman"/>
-                <w:b/>
-                <w:bCs/>
-                <w:sz w:val="28"/>
-                <w:szCs w:val="28"/>
+                <w:sz w:val="24"/>
+                <w:szCs w:val="24"/>
                 <w:lang w:val="en-IN"/>
               </w:rPr>
             </w:pPr>
             <w:r>
               <w:rPr>
                 <w:rFonts w:ascii="Times New Roman" w:eastAsiaTheme="majorEastAsia" w:hAnsi="Times New Roman" w:cs="Times New Roman"/>
-                <w:b/>
-                <w:bCs/>
-                <w:sz w:val="28"/>
-                <w:szCs w:val="28"/>
+                <w:sz w:val="24"/>
+                <w:szCs w:val="24"/>
                 <w:lang w:val="en-IN"/>
               </w:rPr>
               <w:t>Short Communications</w:t>
@@ -735,7 +660,7 @@
         </w:tc>
         <w:tc>
           <w:tcPr>
-            <w:tcW w:w="0" w:type="auto"/>
+            <w:tcW w:w="2564" w:type="dxa"/>
             <w:vAlign w:val="center"/>
             <w:hideMark/>
           </w:tcPr>
@@ -743,20 +668,16 @@
             <w:pPr>
               <w:rPr>
                 <w:rFonts w:ascii="Times New Roman" w:eastAsiaTheme="majorEastAsia" w:hAnsi="Times New Roman" w:cs="Times New Roman"/>
-                <w:b/>
-                <w:bCs/>
-                <w:sz w:val="28"/>
-                <w:szCs w:val="28"/>
+                <w:sz w:val="24"/>
+                <w:szCs w:val="24"/>
                 <w:lang w:val="en-IN"/>
               </w:rPr>
             </w:pPr>
             <w:r>
               <w:rPr>
                 <w:rFonts w:ascii="Times New Roman" w:eastAsiaTheme="majorEastAsia" w:hAnsi="Times New Roman" w:cs="Times New Roman"/>
-                <w:b/>
-                <w:bCs/>
-                <w:sz w:val="28"/>
-                <w:szCs w:val="28"/>
+                <w:sz w:val="24"/>
+                <w:szCs w:val="24"/>
                 <w:lang w:val="en-IN"/>
               </w:rPr>
               <w:t>4–6 pages</w:t>
@@ -796,6 +717,209 @@
         </w:numPr>
         <w:rPr>
           <w:rFonts w:ascii="Times New Roman" w:eastAsiaTheme="majorEastAsia" w:hAnsi="Times New Roman" w:cs="Times New Roman"/>
+          <w:sz w:val="24"/>
+          <w:szCs w:val="24"/>
+          <w:lang w:val="en-IN"/>
+        </w:rPr>
+      </w:pPr>
+      <w:r>
+        <w:rPr>
+          <w:rFonts w:ascii="Times New Roman" w:eastAsiaTheme="majorEastAsia" w:hAnsi="Times New Roman" w:cs="Times New Roman"/>
+          <w:sz w:val="24"/>
+          <w:szCs w:val="24"/>
+          <w:lang w:val="en-IN"/>
+        </w:rPr>
+        <w:t>Page Size: A4</w:t>
+      </w:r>
+    </w:p>
+    <w:p>
+      <w:pPr>
+        <w:numPr>
+          <w:ilvl w:val="0"/>
+          <w:numId w:val="12"/>
+        </w:numPr>
+        <w:rPr>
+          <w:rFonts w:ascii="Times New Roman" w:eastAsiaTheme="majorEastAsia" w:hAnsi="Times New Roman" w:cs="Times New Roman"/>
+          <w:sz w:val="24"/>
+          <w:szCs w:val="24"/>
+          <w:lang w:val="en-IN"/>
+        </w:rPr>
+      </w:pPr>
+      <w:r>
+        <w:rPr>
+          <w:rFonts w:ascii="Times New Roman" w:eastAsiaTheme="majorEastAsia" w:hAnsi="Times New Roman" w:cs="Times New Roman"/>
+          <w:sz w:val="24"/>
+          <w:szCs w:val="24"/>
+          <w:lang w:val="en-IN"/>
+        </w:rPr>
+        <w:t>Font: Times New Roman</w:t>
+      </w:r>
+    </w:p>
+    <w:p>
+      <w:pPr>
+        <w:numPr>
+          <w:ilvl w:val="0"/>
+          <w:numId w:val="12"/>
+        </w:numPr>
+        <w:rPr>
+          <w:rFonts w:ascii="Times New Roman" w:eastAsiaTheme="majorEastAsia" w:hAnsi="Times New Roman" w:cs="Times New Roman"/>
+          <w:sz w:val="24"/>
+          <w:szCs w:val="24"/>
+          <w:lang w:val="en-IN"/>
+        </w:rPr>
+      </w:pPr>
+      <w:r>
+        <w:rPr>
+          <w:rFonts w:ascii="Times New Roman" w:eastAsiaTheme="majorEastAsia" w:hAnsi="Times New Roman" w:cs="Times New Roman"/>
+          <w:sz w:val="24"/>
+          <w:szCs w:val="24"/>
+          <w:lang w:val="en-IN"/>
+        </w:rPr>
+        <w:t>Font Size:</w:t>
+      </w:r>
+    </w:p>
+    <w:p>
+      <w:pPr>
+        <w:numPr>
+          <w:ilvl w:val="1"/>
+          <w:numId w:val="12"/>
+        </w:numPr>
+        <w:rPr>
+          <w:rFonts w:ascii="Times New Roman" w:eastAsiaTheme="majorEastAsia" w:hAnsi="Times New Roman" w:cs="Times New Roman"/>
+          <w:sz w:val="24"/>
+          <w:szCs w:val="24"/>
+          <w:lang w:val="en-IN"/>
+        </w:rPr>
+      </w:pPr>
+      <w:r>
+        <w:rPr>
+          <w:rFonts w:ascii="Times New Roman" w:eastAsiaTheme="majorEastAsia" w:hAnsi="Times New Roman" w:cs="Times New Roman"/>
+          <w:sz w:val="24"/>
+          <w:szCs w:val="24"/>
+          <w:lang w:val="en-IN"/>
+        </w:rPr>
+        <w:t>Title: 14 pt (Bold)</w:t>
+      </w:r>
+    </w:p>
+    <w:p>
+      <w:pPr>
+        <w:numPr>
+          <w:ilvl w:val="1"/>
+          <w:numId w:val="12"/>
+        </w:numPr>
+        <w:rPr>
+          <w:rFonts w:ascii="Times New Roman" w:eastAsiaTheme="majorEastAsia" w:hAnsi="Times New Roman" w:cs="Times New Roman"/>
+          <w:sz w:val="24"/>
+          <w:szCs w:val="24"/>
+          <w:lang w:val="en-IN"/>
+        </w:rPr>
+      </w:pPr>
+      <w:r>
+        <w:rPr>
+          <w:rFonts w:ascii="Times New Roman" w:eastAsiaTheme="majorEastAsia" w:hAnsi="Times New Roman" w:cs="Times New Roman"/>
+          <w:sz w:val="24"/>
+          <w:szCs w:val="24"/>
+          <w:lang w:val="en-IN"/>
+        </w:rPr>
+        <w:t>Headings: 12 pt (Bold)</w:t>
+      </w:r>
+    </w:p>
+    <w:p>
+      <w:pPr>
+        <w:numPr>
+          <w:ilvl w:val="1"/>
+          <w:numId w:val="12"/>
+        </w:numPr>
+        <w:rPr>
+          <w:rFonts w:ascii="Times New Roman" w:eastAsiaTheme="majorEastAsia" w:hAnsi="Times New Roman" w:cs="Times New Roman"/>
+          <w:sz w:val="24"/>
+          <w:szCs w:val="24"/>
+          <w:lang w:val="en-IN"/>
+        </w:rPr>
+      </w:pPr>
+      <w:r>
+        <w:rPr>
+          <w:rFonts w:ascii="Times New Roman" w:eastAsiaTheme="majorEastAsia" w:hAnsi="Times New Roman" w:cs="Times New Roman"/>
+          <w:sz w:val="24"/>
+          <w:szCs w:val="24"/>
+          <w:lang w:val="en-IN"/>
+        </w:rPr>
+        <w:t>Body Text: 11 pt</w:t>
+      </w:r>
+    </w:p>
+    <w:p>
+      <w:pPr>
+        <w:numPr>
+          <w:ilvl w:val="0"/>
+          <w:numId w:val="12"/>
+        </w:numPr>
+        <w:rPr>
+          <w:rFonts w:ascii="Times New Roman" w:eastAsiaTheme="majorEastAsia" w:hAnsi="Times New Roman" w:cs="Times New Roman"/>
+          <w:sz w:val="24"/>
+          <w:szCs w:val="24"/>
+          <w:lang w:val="en-IN"/>
+        </w:rPr>
+      </w:pPr>
+      <w:r>
+        <w:rPr>
+          <w:rFonts w:ascii="Times New Roman" w:eastAsiaTheme="majorEastAsia" w:hAnsi="Times New Roman" w:cs="Times New Roman"/>
+          <w:sz w:val="24"/>
+          <w:szCs w:val="24"/>
+          <w:lang w:val="en-IN"/>
+        </w:rPr>
+        <w:t>Line Spacing: 1.15</w:t>
+      </w:r>
+    </w:p>
+    <w:p>
+      <w:pPr>
+        <w:numPr>
+          <w:ilvl w:val="0"/>
+          <w:numId w:val="12"/>
+        </w:numPr>
+        <w:rPr>
+          <w:rFonts w:ascii="Times New Roman" w:eastAsiaTheme="majorEastAsia" w:hAnsi="Times New Roman" w:cs="Times New Roman"/>
+          <w:sz w:val="24"/>
+          <w:szCs w:val="24"/>
+          <w:lang w:val="en-IN"/>
+        </w:rPr>
+      </w:pPr>
+      <w:r>
+        <w:rPr>
+          <w:rFonts w:ascii="Times New Roman" w:eastAsiaTheme="majorEastAsia" w:hAnsi="Times New Roman" w:cs="Times New Roman"/>
+          <w:sz w:val="24"/>
+          <w:szCs w:val="24"/>
+          <w:lang w:val="en-IN"/>
+        </w:rPr>
+        <w:t>Margins: 1 inch on all sides</w:t>
+      </w:r>
+    </w:p>
+    <w:p>
+      <w:pPr>
+        <w:numPr>
+          <w:ilvl w:val="0"/>
+          <w:numId w:val="12"/>
+        </w:numPr>
+        <w:rPr>
+          <w:rFonts w:ascii="Times New Roman" w:eastAsiaTheme="majorEastAsia" w:hAnsi="Times New Roman" w:cs="Times New Roman"/>
+          <w:sz w:val="24"/>
+          <w:szCs w:val="24"/>
+          <w:lang w:val="en-IN"/>
+        </w:rPr>
+      </w:pPr>
+      <w:r>
+        <w:rPr>
+          <w:rFonts w:ascii="Times New Roman" w:eastAsiaTheme="majorEastAsia" w:hAnsi="Times New Roman" w:cs="Times New Roman"/>
+          <w:sz w:val="24"/>
+          <w:szCs w:val="24"/>
+          <w:lang w:val="en-IN"/>
+        </w:rPr>
+        <w:t>Column Format: Single column</w:t>
+      </w:r>
+    </w:p>
+    <w:p>
+      <w:pPr>
+        <w:rPr>
+          <w:rFonts w:ascii="Times New Roman" w:eastAsiaTheme="majorEastAsia" w:hAnsi="Times New Roman" w:cs="Times New Roman"/>
           <w:b/>
           <w:bCs/>
           <w:sz w:val="28"/>
@@ -812,15 +936,294 @@
           <w:szCs w:val="28"/>
           <w:lang w:val="en-IN"/>
         </w:rPr>
-        <w:t>Page Size: A4</w:t>
+        <w:t>4. Structure of the Manuscript</w:t>
       </w:r>
     </w:p>
     <w:p>
       <w:pPr>
+        <w:rPr>
+          <w:rFonts w:ascii="Times New Roman" w:eastAsiaTheme="majorEastAsia" w:hAnsi="Times New Roman" w:cs="Times New Roman"/>
+          <w:sz w:val="24"/>
+          <w:szCs w:val="24"/>
+          <w:lang w:val="en-IN"/>
+        </w:rPr>
+      </w:pPr>
+      <w:r>
+        <w:rPr>
+          <w:rFonts w:ascii="Times New Roman" w:eastAsiaTheme="majorEastAsia" w:hAnsi="Times New Roman" w:cs="Times New Roman"/>
+          <w:sz w:val="24"/>
+          <w:szCs w:val="24"/>
+          <w:lang w:val="en-IN"/>
+        </w:rPr>
+        <w:t>Manuscripts should be organized in the following order:</w:t>
+      </w:r>
+    </w:p>
+    <w:p>
+      <w:pPr>
         <w:numPr>
           <w:ilvl w:val="0"/>
-          <w:numId w:val="12"/>
+          <w:numId w:val="13"/>
         </w:numPr>
+        <w:rPr>
+          <w:rFonts w:ascii="Times New Roman" w:eastAsiaTheme="majorEastAsia" w:hAnsi="Times New Roman" w:cs="Times New Roman"/>
+          <w:sz w:val="24"/>
+          <w:szCs w:val="24"/>
+          <w:lang w:val="en-IN"/>
+        </w:rPr>
+      </w:pPr>
+      <w:r>
+        <w:rPr>
+          <w:rFonts w:ascii="Times New Roman" w:eastAsiaTheme="majorEastAsia" w:hAnsi="Times New Roman" w:cs="Times New Roman"/>
+          <w:sz w:val="24"/>
+          <w:szCs w:val="24"/>
+          <w:lang w:val="en-IN"/>
+        </w:rPr>
+        <w:t>Title of the Paper</w:t>
+      </w:r>
+    </w:p>
+    <w:p>
+      <w:pPr>
+        <w:numPr>
+          <w:ilvl w:val="0"/>
+          <w:numId w:val="13"/>
+        </w:numPr>
+        <w:rPr>
+          <w:rFonts w:ascii="Times New Roman" w:eastAsiaTheme="majorEastAsia" w:hAnsi="Times New Roman" w:cs="Times New Roman"/>
+          <w:sz w:val="24"/>
+          <w:szCs w:val="24"/>
+          <w:lang w:val="en-IN"/>
+        </w:rPr>
+      </w:pPr>
+      <w:r>
+        <w:rPr>
+          <w:rFonts w:ascii="Times New Roman" w:eastAsiaTheme="majorEastAsia" w:hAnsi="Times New Roman" w:cs="Times New Roman"/>
+          <w:sz w:val="24"/>
+          <w:szCs w:val="24"/>
+          <w:lang w:val="en-IN"/>
+        </w:rPr>
+        <w:t>Author Name(s) &amp; Affiliation(s)</w:t>
+      </w:r>
+    </w:p>
+    <w:p>
+      <w:pPr>
+        <w:numPr>
+          <w:ilvl w:val="0"/>
+          <w:numId w:val="13"/>
+        </w:numPr>
+        <w:rPr>
+          <w:rFonts w:ascii="Times New Roman" w:eastAsiaTheme="majorEastAsia" w:hAnsi="Times New Roman" w:cs="Times New Roman"/>
+          <w:sz w:val="24"/>
+          <w:szCs w:val="24"/>
+          <w:lang w:val="en-IN"/>
+        </w:rPr>
+      </w:pPr>
+      <w:r>
+        <w:rPr>
+          <w:rFonts w:ascii="Times New Roman" w:eastAsiaTheme="majorEastAsia" w:hAnsi="Times New Roman" w:cs="Times New Roman"/>
+          <w:sz w:val="24"/>
+          <w:szCs w:val="24"/>
+          <w:lang w:val="en-IN"/>
+        </w:rPr>
+        <w:t>Abstract (150–250 words)</w:t>
+      </w:r>
+    </w:p>
+    <w:p>
+      <w:pPr>
+        <w:numPr>
+          <w:ilvl w:val="0"/>
+          <w:numId w:val="13"/>
+        </w:numPr>
+        <w:rPr>
+          <w:rFonts w:ascii="Times New Roman" w:eastAsiaTheme="majorEastAsia" w:hAnsi="Times New Roman" w:cs="Times New Roman"/>
+          <w:sz w:val="24"/>
+          <w:szCs w:val="24"/>
+          <w:lang w:val="en-IN"/>
+        </w:rPr>
+      </w:pPr>
+      <w:r>
+        <w:rPr>
+          <w:rFonts w:ascii="Times New Roman" w:eastAsiaTheme="majorEastAsia" w:hAnsi="Times New Roman" w:cs="Times New Roman"/>
+          <w:sz w:val="24"/>
+          <w:szCs w:val="24"/>
+          <w:lang w:val="en-IN"/>
+        </w:rPr>
+        <w:t>Keywords (3–6 keywords)</w:t>
+      </w:r>
+    </w:p>
+    <w:p>
+      <w:pPr>
+        <w:numPr>
+          <w:ilvl w:val="0"/>
+          <w:numId w:val="13"/>
+        </w:numPr>
+        <w:rPr>
+          <w:rFonts w:ascii="Times New Roman" w:eastAsiaTheme="majorEastAsia" w:hAnsi="Times New Roman" w:cs="Times New Roman"/>
+          <w:sz w:val="24"/>
+          <w:szCs w:val="24"/>
+          <w:lang w:val="en-IN"/>
+        </w:rPr>
+      </w:pPr>
+      <w:r>
+        <w:rPr>
+          <w:rFonts w:ascii="Times New Roman" w:eastAsiaTheme="majorEastAsia" w:hAnsi="Times New Roman" w:cs="Times New Roman"/>
+          <w:sz w:val="24"/>
+          <w:szCs w:val="24"/>
+          <w:lang w:val="en-IN"/>
+        </w:rPr>
+        <w:t>Introduction</w:t>
+      </w:r>
+    </w:p>
+    <w:p>
+      <w:pPr>
+        <w:numPr>
+          <w:ilvl w:val="0"/>
+          <w:numId w:val="13"/>
+        </w:numPr>
+        <w:rPr>
+          <w:rFonts w:ascii="Times New Roman" w:eastAsiaTheme="majorEastAsia" w:hAnsi="Times New Roman" w:cs="Times New Roman"/>
+          <w:sz w:val="24"/>
+          <w:szCs w:val="24"/>
+          <w:lang w:val="en-IN"/>
+        </w:rPr>
+      </w:pPr>
+      <w:r>
+        <w:rPr>
+          <w:rFonts w:ascii="Times New Roman" w:eastAsiaTheme="majorEastAsia" w:hAnsi="Times New Roman" w:cs="Times New Roman"/>
+          <w:sz w:val="24"/>
+          <w:szCs w:val="24"/>
+          <w:lang w:val="en-IN"/>
+        </w:rPr>
+        <w:t>Literature Review (if applicable)</w:t>
+      </w:r>
+    </w:p>
+    <w:p>
+      <w:pPr>
+        <w:numPr>
+          <w:ilvl w:val="0"/>
+          <w:numId w:val="13"/>
+        </w:numPr>
+        <w:rPr>
+          <w:rFonts w:ascii="Times New Roman" w:eastAsiaTheme="majorEastAsia" w:hAnsi="Times New Roman" w:cs="Times New Roman"/>
+          <w:sz w:val="24"/>
+          <w:szCs w:val="24"/>
+          <w:lang w:val="en-IN"/>
+        </w:rPr>
+      </w:pPr>
+      <w:r>
+        <w:rPr>
+          <w:rFonts w:ascii="Times New Roman" w:eastAsiaTheme="majorEastAsia" w:hAnsi="Times New Roman" w:cs="Times New Roman"/>
+          <w:sz w:val="24"/>
+          <w:szCs w:val="24"/>
+          <w:lang w:val="en-IN"/>
+        </w:rPr>
+        <w:t>Methodology / Materials &amp; Methods</w:t>
+      </w:r>
+    </w:p>
+    <w:p>
+      <w:pPr>
+        <w:numPr>
+          <w:ilvl w:val="0"/>
+          <w:numId w:val="13"/>
+        </w:numPr>
+        <w:rPr>
+          <w:rFonts w:ascii="Times New Roman" w:eastAsiaTheme="majorEastAsia" w:hAnsi="Times New Roman" w:cs="Times New Roman"/>
+          <w:sz w:val="24"/>
+          <w:szCs w:val="24"/>
+          <w:lang w:val="en-IN"/>
+        </w:rPr>
+      </w:pPr>
+      <w:r>
+        <w:rPr>
+          <w:rFonts w:ascii="Times New Roman" w:eastAsiaTheme="majorEastAsia" w:hAnsi="Times New Roman" w:cs="Times New Roman"/>
+          <w:sz w:val="24"/>
+          <w:szCs w:val="24"/>
+          <w:lang w:val="en-IN"/>
+        </w:rPr>
+        <w:t>Results and Discussion</w:t>
+      </w:r>
+    </w:p>
+    <w:p>
+      <w:pPr>
+        <w:numPr>
+          <w:ilvl w:val="0"/>
+          <w:numId w:val="13"/>
+        </w:numPr>
+        <w:rPr>
+          <w:rFonts w:ascii="Times New Roman" w:eastAsiaTheme="majorEastAsia" w:hAnsi="Times New Roman" w:cs="Times New Roman"/>
+          <w:sz w:val="24"/>
+          <w:szCs w:val="24"/>
+          <w:lang w:val="en-IN"/>
+        </w:rPr>
+      </w:pPr>
+      <w:r>
+        <w:rPr>
+          <w:rFonts w:ascii="Times New Roman" w:eastAsiaTheme="majorEastAsia" w:hAnsi="Times New Roman" w:cs="Times New Roman"/>
+          <w:sz w:val="24"/>
+          <w:szCs w:val="24"/>
+          <w:lang w:val="en-IN"/>
+        </w:rPr>
+        <w:t>Conclusion and Future Scope</w:t>
+      </w:r>
+    </w:p>
+    <w:p>
+      <w:pPr>
+        <w:numPr>
+          <w:ilvl w:val="0"/>
+          <w:numId w:val="13"/>
+        </w:numPr>
+        <w:rPr>
+          <w:rFonts w:ascii="Times New Roman" w:eastAsiaTheme="majorEastAsia" w:hAnsi="Times New Roman" w:cs="Times New Roman"/>
+          <w:sz w:val="24"/>
+          <w:szCs w:val="24"/>
+          <w:lang w:val="en-IN"/>
+        </w:rPr>
+      </w:pPr>
+      <w:r>
+        <w:rPr>
+          <w:rFonts w:ascii="Times New Roman" w:eastAsiaTheme="majorEastAsia" w:hAnsi="Times New Roman" w:cs="Times New Roman"/>
+          <w:sz w:val="24"/>
+          <w:szCs w:val="24"/>
+          <w:lang w:val="en-IN"/>
+        </w:rPr>
+        <w:lastRenderedPageBreak/>
+        <w:t>Acknowledgement (optional)</w:t>
+      </w:r>
+    </w:p>
+    <w:p>
+      <w:pPr>
+        <w:numPr>
+          <w:ilvl w:val="0"/>
+          <w:numId w:val="13"/>
+        </w:numPr>
+        <w:rPr>
+          <w:rFonts w:ascii="Times New Roman" w:eastAsiaTheme="majorEastAsia" w:hAnsi="Times New Roman" w:cs="Times New Roman"/>
+          <w:sz w:val="24"/>
+          <w:szCs w:val="24"/>
+          <w:lang w:val="en-IN"/>
+        </w:rPr>
+      </w:pPr>
+      <w:r>
+        <w:rPr>
+          <w:rFonts w:ascii="Times New Roman" w:eastAsiaTheme="majorEastAsia" w:hAnsi="Times New Roman" w:cs="Times New Roman"/>
+          <w:sz w:val="24"/>
+          <w:szCs w:val="24"/>
+          <w:lang w:val="en-IN"/>
+        </w:rPr>
+        <w:t>References</w:t>
+      </w:r>
+    </w:p>
+    <w:p>
+      <w:pPr>
+        <w:rPr>
+          <w:rFonts w:ascii="Times New Roman" w:eastAsiaTheme="majorEastAsia" w:hAnsi="Times New Roman" w:cs="Times New Roman"/>
+          <w:b/>
+          <w:bCs/>
+          <w:sz w:val="24"/>
+          <w:szCs w:val="24"/>
+          <w:lang w:val="en-IN"/>
+        </w:rPr>
+      </w:pPr>
+      <w:r>
         <w:rPr>
           <w:rFonts w:ascii="Times New Roman" w:eastAsiaTheme="majorEastAsia" w:hAnsi="Times New Roman" w:cs="Times New Roman"/>
           <w:b/>
@@ -829,8 +1232,172 @@
           <w:szCs w:val="28"/>
           <w:lang w:val="en-IN"/>
         </w:rPr>
+        <w:t>5. Abstract &amp; Keywords</w:t>
+      </w:r>
+    </w:p>
+    <w:p>
+      <w:pPr>
+        <w:numPr>
+          <w:ilvl w:val="0"/>
+          <w:numId w:val="14"/>
+        </w:numPr>
+        <w:rPr>
+          <w:rFonts w:ascii="Times New Roman" w:eastAsiaTheme="majorEastAsia" w:hAnsi="Times New Roman" w:cs="Times New Roman"/>
+          <w:sz w:val="24"/>
+          <w:szCs w:val="24"/>
+          <w:lang w:val="en-IN"/>
+        </w:rPr>
       </w:pPr>
       <w:r>
+        <w:rPr>
+          <w:rFonts w:ascii="Times New Roman" w:eastAsiaTheme="majorEastAsia" w:hAnsi="Times New Roman" w:cs="Times New Roman"/>
+          <w:sz w:val="24"/>
+          <w:szCs w:val="24"/>
+          <w:lang w:val="en-IN"/>
+        </w:rPr>
+        <w:t>The abstract should clearly state:</w:t>
+      </w:r>
+    </w:p>
+    <w:p>
+      <w:pPr>
+        <w:numPr>
+          <w:ilvl w:val="1"/>
+          <w:numId w:val="14"/>
+        </w:numPr>
+        <w:rPr>
+          <w:rFonts w:ascii="Times New Roman" w:eastAsiaTheme="majorEastAsia" w:hAnsi="Times New Roman" w:cs="Times New Roman"/>
+          <w:sz w:val="24"/>
+          <w:szCs w:val="24"/>
+          <w:lang w:val="en-IN"/>
+        </w:rPr>
+      </w:pPr>
+      <w:r>
+        <w:rPr>
+          <w:rFonts w:ascii="Times New Roman" w:eastAsiaTheme="majorEastAsia" w:hAnsi="Times New Roman" w:cs="Times New Roman"/>
+          <w:sz w:val="24"/>
+          <w:szCs w:val="24"/>
+          <w:lang w:val="en-IN"/>
+        </w:rPr>
+        <w:t>Purpose of the study</w:t>
+      </w:r>
+    </w:p>
+    <w:p>
+      <w:pPr>
+        <w:numPr>
+          <w:ilvl w:val="1"/>
+          <w:numId w:val="14"/>
+        </w:numPr>
+        <w:rPr>
+          <w:rFonts w:ascii="Times New Roman" w:eastAsiaTheme="majorEastAsia" w:hAnsi="Times New Roman" w:cs="Times New Roman"/>
+          <w:sz w:val="24"/>
+          <w:szCs w:val="24"/>
+          <w:lang w:val="en-IN"/>
+        </w:rPr>
+      </w:pPr>
+      <w:r>
+        <w:rPr>
+          <w:rFonts w:ascii="Times New Roman" w:eastAsiaTheme="majorEastAsia" w:hAnsi="Times New Roman" w:cs="Times New Roman"/>
+          <w:sz w:val="24"/>
+          <w:szCs w:val="24"/>
+          <w:lang w:val="en-IN"/>
+        </w:rPr>
+        <w:t>Methodology</w:t>
+      </w:r>
+    </w:p>
+    <w:p>
+      <w:pPr>
+        <w:numPr>
+          <w:ilvl w:val="1"/>
+          <w:numId w:val="14"/>
+        </w:numPr>
+        <w:rPr>
+          <w:rFonts w:ascii="Times New Roman" w:eastAsiaTheme="majorEastAsia" w:hAnsi="Times New Roman" w:cs="Times New Roman"/>
+          <w:sz w:val="24"/>
+          <w:szCs w:val="24"/>
+          <w:lang w:val="en-IN"/>
+        </w:rPr>
+      </w:pPr>
+      <w:r>
+        <w:rPr>
+          <w:rFonts w:ascii="Times New Roman" w:eastAsiaTheme="majorEastAsia" w:hAnsi="Times New Roman" w:cs="Times New Roman"/>
+          <w:sz w:val="24"/>
+          <w:szCs w:val="24"/>
+          <w:lang w:val="en-IN"/>
+        </w:rPr>
+        <w:t>Key findings</w:t>
+      </w:r>
+    </w:p>
+    <w:p>
+      <w:pPr>
+        <w:numPr>
+          <w:ilvl w:val="1"/>
+          <w:numId w:val="14"/>
+        </w:numPr>
+        <w:rPr>
+          <w:rFonts w:ascii="Times New Roman" w:eastAsiaTheme="majorEastAsia" w:hAnsi="Times New Roman" w:cs="Times New Roman"/>
+          <w:sz w:val="24"/>
+          <w:szCs w:val="24"/>
+          <w:lang w:val="en-IN"/>
+        </w:rPr>
+      </w:pPr>
+      <w:r>
+        <w:rPr>
+          <w:rFonts w:ascii="Times New Roman" w:eastAsiaTheme="majorEastAsia" w:hAnsi="Times New Roman" w:cs="Times New Roman"/>
+          <w:sz w:val="24"/>
+          <w:szCs w:val="24"/>
+          <w:lang w:val="en-IN"/>
+        </w:rPr>
+        <w:t>Conclusion</w:t>
+      </w:r>
+    </w:p>
+    <w:p>
+      <w:pPr>
+        <w:numPr>
+          <w:ilvl w:val="0"/>
+          <w:numId w:val="14"/>
+        </w:numPr>
+        <w:rPr>
+          <w:rFonts w:ascii="Times New Roman" w:eastAsiaTheme="majorEastAsia" w:hAnsi="Times New Roman" w:cs="Times New Roman"/>
+          <w:sz w:val="24"/>
+          <w:szCs w:val="24"/>
+          <w:lang w:val="en-IN"/>
+        </w:rPr>
+      </w:pPr>
+      <w:r>
+        <w:rPr>
+          <w:rFonts w:ascii="Times New Roman" w:eastAsiaTheme="majorEastAsia" w:hAnsi="Times New Roman" w:cs="Times New Roman"/>
+          <w:sz w:val="24"/>
+          <w:szCs w:val="24"/>
+          <w:lang w:val="en-IN"/>
+        </w:rPr>
+        <w:t>Avoid citations in the abstract.</w:t>
+      </w:r>
+    </w:p>
+    <w:p>
+      <w:pPr>
+        <w:numPr>
+          <w:ilvl w:val="0"/>
+          <w:numId w:val="14"/>
+        </w:numPr>
+        <w:rPr>
+          <w:rFonts w:ascii="Times New Roman" w:eastAsiaTheme="majorEastAsia" w:hAnsi="Times New Roman" w:cs="Times New Roman"/>
+          <w:sz w:val="24"/>
+          <w:szCs w:val="24"/>
+          <w:lang w:val="en-IN"/>
+        </w:rPr>
+      </w:pPr>
+      <w:r>
+        <w:rPr>
+          <w:rFonts w:ascii="Times New Roman" w:eastAsiaTheme="majorEastAsia" w:hAnsi="Times New Roman" w:cs="Times New Roman"/>
+          <w:sz w:val="24"/>
+          <w:szCs w:val="24"/>
+          <w:lang w:val="en-IN"/>
+        </w:rPr>
+        <w:t>Provide 3–6 relevant keywords.</w:t>
+      </w:r>
+    </w:p>
+    <w:p>
+      <w:pPr>
         <w:rPr>
           <w:rFonts w:ascii="Times New Roman" w:eastAsiaTheme="majorEastAsia" w:hAnsi="Times New Roman" w:cs="Times New Roman"/>
           <w:b/>
@@ -839,15 +1406,8 @@
           <w:szCs w:val="28"/>
           <w:lang w:val="en-IN"/>
         </w:rPr>
-        <w:t>Font: Times New Roman</w:t>
-      </w:r>
-    </w:p>
-    <w:p>
-      <w:pPr>
-        <w:numPr>
-          <w:ilvl w:val="0"/>
-          <w:numId w:val="12"/>
-        </w:numPr>
+      </w:pPr>
+      <w:r>
         <w:rPr>
           <w:rFonts w:ascii="Times New Roman" w:eastAsiaTheme="majorEastAsia" w:hAnsi="Times New Roman" w:cs="Times New Roman"/>
           <w:b/>
@@ -856,8 +1416,103 @@
           <w:szCs w:val="28"/>
           <w:lang w:val="en-IN"/>
         </w:rPr>
+        <w:t>6. Figures, Tables &amp; Equations</w:t>
+      </w:r>
+    </w:p>
+    <w:p>
+      <w:pPr>
+        <w:numPr>
+          <w:ilvl w:val="0"/>
+          <w:numId w:val="15"/>
+        </w:numPr>
+        <w:rPr>
+          <w:rFonts w:ascii="Times New Roman" w:eastAsiaTheme="majorEastAsia" w:hAnsi="Times New Roman" w:cs="Times New Roman"/>
+          <w:sz w:val="24"/>
+          <w:szCs w:val="24"/>
+          <w:lang w:val="en-IN"/>
+        </w:rPr>
       </w:pPr>
       <w:r>
+        <w:rPr>
+          <w:rFonts w:ascii="Times New Roman" w:eastAsiaTheme="majorEastAsia" w:hAnsi="Times New Roman" w:cs="Times New Roman"/>
+          <w:sz w:val="24"/>
+          <w:szCs w:val="24"/>
+          <w:lang w:val="en-IN"/>
+        </w:rPr>
+        <w:t>Figures and tables must be numbered sequentially.</w:t>
+      </w:r>
+    </w:p>
+    <w:p>
+      <w:pPr>
+        <w:numPr>
+          <w:ilvl w:val="0"/>
+          <w:numId w:val="15"/>
+        </w:numPr>
+        <w:rPr>
+          <w:rFonts w:ascii="Times New Roman" w:eastAsiaTheme="majorEastAsia" w:hAnsi="Times New Roman" w:cs="Times New Roman"/>
+          <w:sz w:val="24"/>
+          <w:szCs w:val="24"/>
+          <w:lang w:val="en-IN"/>
+        </w:rPr>
+      </w:pPr>
+      <w:r>
+        <w:rPr>
+          <w:rFonts w:ascii="Times New Roman" w:eastAsiaTheme="majorEastAsia" w:hAnsi="Times New Roman" w:cs="Times New Roman"/>
+          <w:sz w:val="24"/>
+          <w:szCs w:val="24"/>
+          <w:lang w:val="en-IN"/>
+        </w:rPr>
+        <w:t>Captions should be clear and descriptive.</w:t>
+      </w:r>
+    </w:p>
+    <w:p>
+      <w:pPr>
+        <w:numPr>
+          <w:ilvl w:val="0"/>
+          <w:numId w:val="15"/>
+        </w:numPr>
+        <w:rPr>
+          <w:rFonts w:ascii="Times New Roman" w:eastAsiaTheme="majorEastAsia" w:hAnsi="Times New Roman" w:cs="Times New Roman"/>
+          <w:sz w:val="24"/>
+          <w:szCs w:val="24"/>
+          <w:lang w:val="en-IN"/>
+        </w:rPr>
+      </w:pPr>
+      <w:r>
+        <w:rPr>
+          <w:rFonts w:ascii="Times New Roman" w:eastAsiaTheme="majorEastAsia" w:hAnsi="Times New Roman" w:cs="Times New Roman"/>
+          <w:sz w:val="24"/>
+          <w:szCs w:val="24"/>
+          <w:lang w:val="en-IN"/>
+        </w:rPr>
+        <w:t>All figures and tables must be referred to in the text.</w:t>
+      </w:r>
+    </w:p>
+    <w:p>
+      <w:pPr>
+        <w:numPr>
+          <w:ilvl w:val="0"/>
+          <w:numId w:val="15"/>
+        </w:numPr>
+        <w:rPr>
+          <w:rFonts w:ascii="Times New Roman" w:eastAsiaTheme="majorEastAsia" w:hAnsi="Times New Roman" w:cs="Times New Roman"/>
+          <w:sz w:val="24"/>
+          <w:szCs w:val="24"/>
+          <w:lang w:val="en-IN"/>
+        </w:rPr>
+      </w:pPr>
+      <w:r>
+        <w:rPr>
+          <w:rFonts w:ascii="Times New Roman" w:eastAsiaTheme="majorEastAsia" w:hAnsi="Times New Roman" w:cs="Times New Roman"/>
+          <w:sz w:val="24"/>
+          <w:szCs w:val="24"/>
+          <w:lang w:val="en-IN"/>
+        </w:rPr>
+        <w:t>Images should be of high resolution (minimum 300 dpi).</w:t>
+      </w:r>
+    </w:p>
+    <w:p>
+      <w:pPr>
         <w:rPr>
           <w:rFonts w:ascii="Times New Roman" w:eastAsiaTheme="majorEastAsia" w:hAnsi="Times New Roman" w:cs="Times New Roman"/>
           <w:b/>
@@ -866,15 +1521,8 @@
           <w:szCs w:val="28"/>
           <w:lang w:val="en-IN"/>
         </w:rPr>
-        <w:t>Font Size:</w:t>
-      </w:r>
-    </w:p>
-    <w:p>
-      <w:pPr>
-        <w:numPr>
-          <w:ilvl w:val="1"/>
-          <w:numId w:val="12"/>
-        </w:numPr>
+      </w:pPr>
+      <w:r>
         <w:rPr>
           <w:rFonts w:ascii="Times New Roman" w:eastAsiaTheme="majorEastAsia" w:hAnsi="Times New Roman" w:cs="Times New Roman"/>
           <w:b/>
@@ -883,8 +1531,80 @@
           <w:szCs w:val="28"/>
           <w:lang w:val="en-IN"/>
         </w:rPr>
+        <w:t>7. Referencing Style</w:t>
+      </w:r>
+    </w:p>
+    <w:p>
+      <w:pPr>
+        <w:numPr>
+          <w:ilvl w:val="0"/>
+          <w:numId w:val="16"/>
+        </w:numPr>
+        <w:rPr>
+          <w:rFonts w:ascii="Times New Roman" w:eastAsiaTheme="majorEastAsia" w:hAnsi="Times New Roman" w:cs="Times New Roman"/>
+          <w:sz w:val="24"/>
+          <w:szCs w:val="24"/>
+          <w:lang w:val="en-IN"/>
+        </w:rPr>
       </w:pPr>
       <w:r>
+        <w:rPr>
+          <w:rFonts w:ascii="Times New Roman" w:eastAsiaTheme="majorEastAsia" w:hAnsi="Times New Roman" w:cs="Times New Roman"/>
+          <w:sz w:val="24"/>
+          <w:szCs w:val="24"/>
+          <w:lang w:val="en-IN"/>
+        </w:rPr>
+        <w:t>IJACSI follows the IEEE referencing style.</w:t>
+      </w:r>
+    </w:p>
+    <w:p>
+      <w:pPr>
+        <w:numPr>
+          <w:ilvl w:val="0"/>
+          <w:numId w:val="16"/>
+        </w:numPr>
+        <w:rPr>
+          <w:rFonts w:ascii="Times New Roman" w:eastAsiaTheme="majorEastAsia" w:hAnsi="Times New Roman" w:cs="Times New Roman"/>
+          <w:sz w:val="24"/>
+          <w:szCs w:val="24"/>
+          <w:lang w:val="en-IN"/>
+        </w:rPr>
+      </w:pPr>
+      <w:r>
+        <w:rPr>
+          <w:rFonts w:ascii="Times New Roman" w:eastAsiaTheme="majorEastAsia" w:hAnsi="Times New Roman" w:cs="Times New Roman"/>
+          <w:sz w:val="24"/>
+          <w:szCs w:val="24"/>
+          <w:lang w:val="en-IN"/>
+        </w:rPr>
+        <w:t>References must be numbered in the order of appearance.</w:t>
+      </w:r>
+    </w:p>
+    <w:p>
+      <w:pPr>
+        <w:numPr>
+          <w:ilvl w:val="0"/>
+          <w:numId w:val="16"/>
+        </w:numPr>
+        <w:rPr>
+          <w:rFonts w:ascii="Times New Roman" w:eastAsiaTheme="majorEastAsia" w:hAnsi="Times New Roman" w:cs="Times New Roman"/>
+          <w:sz w:val="24"/>
+          <w:szCs w:val="24"/>
+          <w:lang w:val="en-IN"/>
+        </w:rPr>
+      </w:pPr>
+      <w:r>
+        <w:rPr>
+          <w:rFonts w:ascii="Times New Roman" w:eastAsiaTheme="majorEastAsia" w:hAnsi="Times New Roman" w:cs="Times New Roman"/>
+          <w:sz w:val="24"/>
+          <w:szCs w:val="24"/>
+          <w:lang w:val="en-IN"/>
+        </w:rPr>
+        <w:t>Citations should appear as [1], [2], [3] in the text.</w:t>
+      </w:r>
+    </w:p>
+    <w:p>
+      <w:pPr>
         <w:rPr>
           <w:rFonts w:ascii="Times New Roman" w:eastAsiaTheme="majorEastAsia" w:hAnsi="Times New Roman" w:cs="Times New Roman"/>
           <w:b/>
@@ -893,15 +1613,8 @@
           <w:szCs w:val="28"/>
           <w:lang w:val="en-IN"/>
         </w:rPr>
-        <w:t>Title: 14 pt (Bold)</w:t>
-      </w:r>
-    </w:p>
-    <w:p>
-      <w:pPr>
-        <w:numPr>
-          <w:ilvl w:val="1"/>
-          <w:numId w:val="12"/>
-        </w:numPr>
+      </w:pPr>
+      <w:r>
         <w:rPr>
           <w:rFonts w:ascii="Times New Roman" w:eastAsiaTheme="majorEastAsia" w:hAnsi="Times New Roman" w:cs="Times New Roman"/>
           <w:b/>
@@ -910,8 +1623,50 @@
           <w:szCs w:val="28"/>
           <w:lang w:val="en-IN"/>
         </w:rPr>
+        <w:t>Example:</w:t>
+      </w:r>
+    </w:p>
+    <w:p>
+      <w:pPr>
+        <w:rPr>
+          <w:rFonts w:ascii="Times New Roman" w:eastAsiaTheme="majorEastAsia" w:hAnsi="Times New Roman" w:cs="Times New Roman"/>
+          <w:sz w:val="24"/>
+          <w:szCs w:val="24"/>
+          <w:lang w:val="en-IN"/>
+        </w:rPr>
       </w:pPr>
       <w:r>
+        <w:rPr>
+          <w:rFonts w:ascii="Times New Roman" w:eastAsiaTheme="majorEastAsia" w:hAnsi="Times New Roman" w:cs="Times New Roman"/>
+          <w:sz w:val="24"/>
+          <w:szCs w:val="24"/>
+          <w:lang w:val="en-IN"/>
+        </w:rPr>
+        <w:t xml:space="preserve">[1] A. Author, “Title of the paper,” </w:t>
+      </w:r>
+      <w:r>
+        <w:rPr>
+          <w:rFonts w:ascii="Times New Roman" w:eastAsiaTheme="majorEastAsia" w:hAnsi="Times New Roman" w:cs="Times New Roman"/>
+          <w:i/>
+          <w:iCs/>
+          <w:sz w:val="24"/>
+          <w:szCs w:val="24"/>
+          <w:lang w:val="en-IN"/>
+        </w:rPr>
+        <w:t>Journal Name</w:t>
+      </w:r>
+      <w:r>
+        <w:rPr>
+          <w:rFonts w:ascii="Times New Roman" w:eastAsiaTheme="majorEastAsia" w:hAnsi="Times New Roman" w:cs="Times New Roman"/>
+          <w:sz w:val="24"/>
+          <w:szCs w:val="24"/>
+          <w:lang w:val="en-IN"/>
+        </w:rPr>
+        <w:t>, vol. x, no. x, pp. xx–xx, year.</w:t>
+      </w:r>
+    </w:p>
+    <w:p>
+      <w:pPr>
         <w:rPr>
           <w:rFonts w:ascii="Times New Roman" w:eastAsiaTheme="majorEastAsia" w:hAnsi="Times New Roman" w:cs="Times New Roman"/>
           <w:b/>
@@ -920,15 +1675,8 @@
           <w:szCs w:val="28"/>
           <w:lang w:val="en-IN"/>
         </w:rPr>
-        <w:t>Headings: 12 pt (Bold)</w:t>
-      </w:r>
-    </w:p>
-    <w:p>
-      <w:pPr>
-        <w:numPr>
-          <w:ilvl w:val="1"/>
-          <w:numId w:val="12"/>
-        </w:numPr>
+      </w:pPr>
+      <w:r>
         <w:rPr>
           <w:rFonts w:ascii="Times New Roman" w:eastAsiaTheme="majorEastAsia" w:hAnsi="Times New Roman" w:cs="Times New Roman"/>
           <w:b/>
@@ -937,8 +1685,80 @@
           <w:szCs w:val="28"/>
           <w:lang w:val="en-IN"/>
         </w:rPr>
+        <w:t>8. Plagiarism Policy</w:t>
+      </w:r>
+    </w:p>
+    <w:p>
+      <w:pPr>
+        <w:numPr>
+          <w:ilvl w:val="0"/>
+          <w:numId w:val="17"/>
+        </w:numPr>
+        <w:rPr>
+          <w:rFonts w:ascii="Times New Roman" w:eastAsiaTheme="majorEastAsia" w:hAnsi="Times New Roman" w:cs="Times New Roman"/>
+          <w:sz w:val="24"/>
+          <w:szCs w:val="24"/>
+          <w:lang w:val="en-IN"/>
+        </w:rPr>
       </w:pPr>
       <w:r>
+        <w:rPr>
+          <w:rFonts w:ascii="Times New Roman" w:eastAsiaTheme="majorEastAsia" w:hAnsi="Times New Roman" w:cs="Times New Roman"/>
+          <w:sz w:val="24"/>
+          <w:szCs w:val="24"/>
+          <w:lang w:val="en-IN"/>
+        </w:rPr>
+        <w:t>Submitted manuscripts must be original.</w:t>
+      </w:r>
+    </w:p>
+    <w:p>
+      <w:pPr>
+        <w:numPr>
+          <w:ilvl w:val="0"/>
+          <w:numId w:val="17"/>
+        </w:numPr>
+        <w:rPr>
+          <w:rFonts w:ascii="Times New Roman" w:eastAsiaTheme="majorEastAsia" w:hAnsi="Times New Roman" w:cs="Times New Roman"/>
+          <w:sz w:val="24"/>
+          <w:szCs w:val="24"/>
+          <w:lang w:val="en-IN"/>
+        </w:rPr>
+      </w:pPr>
+      <w:r>
+        <w:rPr>
+          <w:rFonts w:ascii="Times New Roman" w:eastAsiaTheme="majorEastAsia" w:hAnsi="Times New Roman" w:cs="Times New Roman"/>
+          <w:sz w:val="24"/>
+          <w:szCs w:val="24"/>
+          <w:lang w:val="en-IN"/>
+        </w:rPr>
+        <w:t>Plagiarism level must not exceed 10% (excluding references).</w:t>
+      </w:r>
+    </w:p>
+    <w:p>
+      <w:pPr>
+        <w:numPr>
+          <w:ilvl w:val="0"/>
+          <w:numId w:val="17"/>
+        </w:numPr>
+        <w:rPr>
+          <w:rFonts w:ascii="Times New Roman" w:eastAsiaTheme="majorEastAsia" w:hAnsi="Times New Roman" w:cs="Times New Roman"/>
+          <w:sz w:val="24"/>
+          <w:szCs w:val="24"/>
+          <w:lang w:val="en-IN"/>
+        </w:rPr>
+      </w:pPr>
+      <w:r>
+        <w:rPr>
+          <w:rFonts w:ascii="Times New Roman" w:eastAsiaTheme="majorEastAsia" w:hAnsi="Times New Roman" w:cs="Times New Roman"/>
+          <w:sz w:val="24"/>
+          <w:szCs w:val="24"/>
+          <w:lang w:val="en-IN"/>
+        </w:rPr>
+        <w:t>Manuscripts with plagiarism beyond the limit will be rejected immediately.</w:t>
+      </w:r>
+    </w:p>
+    <w:p>
+      <w:pPr>
         <w:rPr>
           <w:rFonts w:ascii="Times New Roman" w:eastAsiaTheme="majorEastAsia" w:hAnsi="Times New Roman" w:cs="Times New Roman"/>
           <w:b/>
@@ -947,15 +1767,8 @@
           <w:szCs w:val="28"/>
           <w:lang w:val="en-IN"/>
         </w:rPr>
-        <w:t>Body Text: 11 pt</w:t>
-      </w:r>
-    </w:p>
-    <w:p>
-      <w:pPr>
-        <w:numPr>
-          <w:ilvl w:val="0"/>
-          <w:numId w:val="12"/>
-        </w:numPr>
+      </w:pPr>
+      <w:r>
         <w:rPr>
           <w:rFonts w:ascii="Times New Roman" w:eastAsiaTheme="majorEastAsia" w:hAnsi="Times New Roman" w:cs="Times New Roman"/>
           <w:b/>
@@ -964,8 +1777,196 @@
           <w:szCs w:val="28"/>
           <w:lang w:val="en-IN"/>
         </w:rPr>
+        <w:lastRenderedPageBreak/>
+        <w:t>9. Peer Review Process</w:t>
+      </w:r>
+    </w:p>
+    <w:p>
+      <w:pPr>
+        <w:numPr>
+          <w:ilvl w:val="0"/>
+          <w:numId w:val="18"/>
+        </w:numPr>
+        <w:rPr>
+          <w:rFonts w:ascii="Times New Roman" w:eastAsiaTheme="majorEastAsia" w:hAnsi="Times New Roman" w:cs="Times New Roman"/>
+          <w:sz w:val="24"/>
+          <w:szCs w:val="24"/>
+          <w:lang w:val="en-IN"/>
+        </w:rPr>
       </w:pPr>
       <w:r>
+        <w:rPr>
+          <w:rFonts w:ascii="Times New Roman" w:eastAsiaTheme="majorEastAsia" w:hAnsi="Times New Roman" w:cs="Times New Roman"/>
+          <w:sz w:val="24"/>
+          <w:szCs w:val="24"/>
+          <w:lang w:val="en-IN"/>
+        </w:rPr>
+        <w:t>IJACSI follows a double-blind peer review process.</w:t>
+      </w:r>
+    </w:p>
+    <w:p>
+      <w:pPr>
+        <w:numPr>
+          <w:ilvl w:val="0"/>
+          <w:numId w:val="18"/>
+        </w:numPr>
+        <w:rPr>
+          <w:rFonts w:ascii="Times New Roman" w:eastAsiaTheme="majorEastAsia" w:hAnsi="Times New Roman" w:cs="Times New Roman"/>
+          <w:sz w:val="24"/>
+          <w:szCs w:val="24"/>
+          <w:lang w:val="en-IN"/>
+        </w:rPr>
+      </w:pPr>
+      <w:r>
+        <w:rPr>
+          <w:rFonts w:ascii="Times New Roman" w:eastAsiaTheme="majorEastAsia" w:hAnsi="Times New Roman" w:cs="Times New Roman"/>
+          <w:sz w:val="24"/>
+          <w:szCs w:val="24"/>
+          <w:lang w:val="en-IN"/>
+        </w:rPr>
+        <w:t>Each manuscript is reviewed by at least two experts.</w:t>
+      </w:r>
+    </w:p>
+    <w:p>
+      <w:pPr>
+        <w:numPr>
+          <w:ilvl w:val="0"/>
+          <w:numId w:val="18"/>
+        </w:numPr>
+        <w:rPr>
+          <w:rFonts w:ascii="Times New Roman" w:eastAsiaTheme="majorEastAsia" w:hAnsi="Times New Roman" w:cs="Times New Roman"/>
+          <w:sz w:val="24"/>
+          <w:szCs w:val="24"/>
+          <w:lang w:val="en-IN"/>
+        </w:rPr>
+      </w:pPr>
+      <w:r>
+        <w:rPr>
+          <w:rFonts w:ascii="Times New Roman" w:eastAsiaTheme="majorEastAsia" w:hAnsi="Times New Roman" w:cs="Times New Roman"/>
+          <w:sz w:val="24"/>
+          <w:szCs w:val="24"/>
+          <w:lang w:val="en-IN"/>
+        </w:rPr>
+        <w:t>Review outcomes:</w:t>
+      </w:r>
+    </w:p>
+    <w:p>
+      <w:pPr>
+        <w:numPr>
+          <w:ilvl w:val="1"/>
+          <w:numId w:val="18"/>
+        </w:numPr>
+        <w:rPr>
+          <w:rFonts w:ascii="Times New Roman" w:eastAsiaTheme="majorEastAsia" w:hAnsi="Times New Roman" w:cs="Times New Roman"/>
+          <w:sz w:val="24"/>
+          <w:szCs w:val="24"/>
+          <w:lang w:val="en-IN"/>
+        </w:rPr>
+      </w:pPr>
+      <w:r>
+        <w:rPr>
+          <w:rFonts w:ascii="Times New Roman" w:eastAsiaTheme="majorEastAsia" w:hAnsi="Times New Roman" w:cs="Times New Roman"/>
+          <w:sz w:val="24"/>
+          <w:szCs w:val="24"/>
+          <w:lang w:val="en-IN"/>
+        </w:rPr>
+        <w:t>Accept</w:t>
+      </w:r>
+    </w:p>
+    <w:p>
+      <w:pPr>
+        <w:numPr>
+          <w:ilvl w:val="1"/>
+          <w:numId w:val="18"/>
+        </w:numPr>
+        <w:rPr>
+          <w:rFonts w:ascii="Times New Roman" w:eastAsiaTheme="majorEastAsia" w:hAnsi="Times New Roman" w:cs="Times New Roman"/>
+          <w:sz w:val="24"/>
+          <w:szCs w:val="24"/>
+          <w:lang w:val="en-IN"/>
+        </w:rPr>
+      </w:pPr>
+      <w:r>
+        <w:rPr>
+          <w:rFonts w:ascii="Times New Roman" w:eastAsiaTheme="majorEastAsia" w:hAnsi="Times New Roman" w:cs="Times New Roman"/>
+          <w:sz w:val="24"/>
+          <w:szCs w:val="24"/>
+          <w:lang w:val="en-IN"/>
+        </w:rPr>
+        <w:t>Minor Revision</w:t>
+      </w:r>
+    </w:p>
+    <w:p>
+      <w:pPr>
+        <w:numPr>
+          <w:ilvl w:val="1"/>
+          <w:numId w:val="18"/>
+        </w:numPr>
+        <w:rPr>
+          <w:rFonts w:ascii="Times New Roman" w:eastAsiaTheme="majorEastAsia" w:hAnsi="Times New Roman" w:cs="Times New Roman"/>
+          <w:sz w:val="24"/>
+          <w:szCs w:val="24"/>
+          <w:lang w:val="en-IN"/>
+        </w:rPr>
+      </w:pPr>
+      <w:r>
+        <w:rPr>
+          <w:rFonts w:ascii="Times New Roman" w:eastAsiaTheme="majorEastAsia" w:hAnsi="Times New Roman" w:cs="Times New Roman"/>
+          <w:sz w:val="24"/>
+          <w:szCs w:val="24"/>
+          <w:lang w:val="en-IN"/>
+        </w:rPr>
+        <w:t>Major Revision</w:t>
+      </w:r>
+    </w:p>
+    <w:p>
+      <w:pPr>
+        <w:numPr>
+          <w:ilvl w:val="1"/>
+          <w:numId w:val="18"/>
+        </w:numPr>
+        <w:rPr>
+          <w:rFonts w:ascii="Times New Roman" w:eastAsiaTheme="majorEastAsia" w:hAnsi="Times New Roman" w:cs="Times New Roman"/>
+          <w:sz w:val="24"/>
+          <w:szCs w:val="24"/>
+          <w:lang w:val="en-IN"/>
+        </w:rPr>
+      </w:pPr>
+      <w:r>
+        <w:rPr>
+          <w:rFonts w:ascii="Times New Roman" w:eastAsiaTheme="majorEastAsia" w:hAnsi="Times New Roman" w:cs="Times New Roman"/>
+          <w:sz w:val="24"/>
+          <w:szCs w:val="24"/>
+          <w:lang w:val="en-IN"/>
+        </w:rPr>
+        <w:t>Reject</w:t>
+      </w:r>
+    </w:p>
+    <w:p>
+      <w:pPr>
+        <w:numPr>
+          <w:ilvl w:val="0"/>
+          <w:numId w:val="18"/>
+        </w:numPr>
+        <w:rPr>
+          <w:rFonts w:ascii="Times New Roman" w:eastAsiaTheme="majorEastAsia" w:hAnsi="Times New Roman" w:cs="Times New Roman"/>
+          <w:sz w:val="24"/>
+          <w:szCs w:val="24"/>
+          <w:lang w:val="en-IN"/>
+        </w:rPr>
+      </w:pPr>
+      <w:r>
+        <w:rPr>
+          <w:rFonts w:ascii="Times New Roman" w:eastAsiaTheme="majorEastAsia" w:hAnsi="Times New Roman" w:cs="Times New Roman"/>
+          <w:sz w:val="24"/>
+          <w:szCs w:val="24"/>
+          <w:lang w:val="en-IN"/>
+        </w:rPr>
+        <w:t>The review process typically takes 2–4 weeks.</w:t>
+      </w:r>
+    </w:p>
+    <w:p>
+      <w:pPr>
         <w:rPr>
           <w:rFonts w:ascii="Times New Roman" w:eastAsiaTheme="majorEastAsia" w:hAnsi="Times New Roman" w:cs="Times New Roman"/>
           <w:b/>
@@ -974,15 +1975,8 @@
           <w:szCs w:val="28"/>
           <w:lang w:val="en-IN"/>
         </w:rPr>
-        <w:t>Line Spacing: 1.15</w:t>
-      </w:r>
-    </w:p>
-    <w:p>
-      <w:pPr>
-        <w:numPr>
-          <w:ilvl w:val="0"/>
-          <w:numId w:val="12"/>
-        </w:numPr>
+      </w:pPr>
+      <w:r>
         <w:rPr>
           <w:rFonts w:ascii="Times New Roman" w:eastAsiaTheme="majorEastAsia" w:hAnsi="Times New Roman" w:cs="Times New Roman"/>
           <w:b/>
@@ -991,8 +1985,141 @@
           <w:szCs w:val="28"/>
           <w:lang w:val="en-IN"/>
         </w:rPr>
+        <w:t>10. Ethics &amp; Malpractice Statement</w:t>
+      </w:r>
+    </w:p>
+    <w:p>
+      <w:pPr>
+        <w:rPr>
+          <w:rFonts w:ascii="Times New Roman" w:eastAsiaTheme="majorEastAsia" w:hAnsi="Times New Roman" w:cs="Times New Roman"/>
+          <w:sz w:val="24"/>
+          <w:szCs w:val="24"/>
+          <w:lang w:val="en-IN"/>
+        </w:rPr>
       </w:pPr>
       <w:r>
+        <w:rPr>
+          <w:rFonts w:ascii="Times New Roman" w:eastAsiaTheme="majorEastAsia" w:hAnsi="Times New Roman" w:cs="Times New Roman"/>
+          <w:sz w:val="24"/>
+          <w:szCs w:val="24"/>
+          <w:lang w:val="en-IN"/>
+        </w:rPr>
+        <w:t>Authors must ensure:</w:t>
+      </w:r>
+    </w:p>
+    <w:p>
+      <w:pPr>
+        <w:numPr>
+          <w:ilvl w:val="0"/>
+          <w:numId w:val="19"/>
+        </w:numPr>
+        <w:rPr>
+          <w:rFonts w:ascii="Times New Roman" w:eastAsiaTheme="majorEastAsia" w:hAnsi="Times New Roman" w:cs="Times New Roman"/>
+          <w:sz w:val="24"/>
+          <w:szCs w:val="24"/>
+          <w:lang w:val="en-IN"/>
+        </w:rPr>
+      </w:pPr>
+      <w:r>
+        <w:rPr>
+          <w:rFonts w:ascii="Times New Roman" w:eastAsiaTheme="majorEastAsia" w:hAnsi="Times New Roman" w:cs="Times New Roman"/>
+          <w:sz w:val="24"/>
+          <w:szCs w:val="24"/>
+          <w:lang w:val="en-IN"/>
+        </w:rPr>
+        <w:t>No data fabrication or falsification</w:t>
+      </w:r>
+    </w:p>
+    <w:p>
+      <w:pPr>
+        <w:numPr>
+          <w:ilvl w:val="0"/>
+          <w:numId w:val="19"/>
+        </w:numPr>
+        <w:rPr>
+          <w:rFonts w:ascii="Times New Roman" w:eastAsiaTheme="majorEastAsia" w:hAnsi="Times New Roman" w:cs="Times New Roman"/>
+          <w:sz w:val="24"/>
+          <w:szCs w:val="24"/>
+          <w:lang w:val="en-IN"/>
+        </w:rPr>
+      </w:pPr>
+      <w:r>
+        <w:rPr>
+          <w:rFonts w:ascii="Times New Roman" w:eastAsiaTheme="majorEastAsia" w:hAnsi="Times New Roman" w:cs="Times New Roman"/>
+          <w:sz w:val="24"/>
+          <w:szCs w:val="24"/>
+          <w:lang w:val="en-IN"/>
+        </w:rPr>
+        <w:t>Proper citation of all sources</w:t>
+      </w:r>
+    </w:p>
+    <w:p>
+      <w:pPr>
+        <w:numPr>
+          <w:ilvl w:val="0"/>
+          <w:numId w:val="19"/>
+        </w:numPr>
+        <w:rPr>
+          <w:rFonts w:ascii="Times New Roman" w:eastAsiaTheme="majorEastAsia" w:hAnsi="Times New Roman" w:cs="Times New Roman"/>
+          <w:sz w:val="24"/>
+          <w:szCs w:val="24"/>
+          <w:lang w:val="en-IN"/>
+        </w:rPr>
+      </w:pPr>
+      <w:r>
+        <w:rPr>
+          <w:rFonts w:ascii="Times New Roman" w:eastAsiaTheme="majorEastAsia" w:hAnsi="Times New Roman" w:cs="Times New Roman"/>
+          <w:sz w:val="24"/>
+          <w:szCs w:val="24"/>
+          <w:lang w:val="en-IN"/>
+        </w:rPr>
+        <w:t>No multiple or redundant submissions</w:t>
+      </w:r>
+    </w:p>
+    <w:p>
+      <w:pPr>
+        <w:numPr>
+          <w:ilvl w:val="0"/>
+          <w:numId w:val="19"/>
+        </w:numPr>
+        <w:rPr>
+          <w:rFonts w:ascii="Times New Roman" w:eastAsiaTheme="majorEastAsia" w:hAnsi="Times New Roman" w:cs="Times New Roman"/>
+          <w:sz w:val="24"/>
+          <w:szCs w:val="24"/>
+          <w:lang w:val="en-IN"/>
+        </w:rPr>
+      </w:pPr>
+      <w:r>
+        <w:rPr>
+          <w:rFonts w:ascii="Times New Roman" w:eastAsiaTheme="majorEastAsia" w:hAnsi="Times New Roman" w:cs="Times New Roman"/>
+          <w:sz w:val="24"/>
+          <w:szCs w:val="24"/>
+          <w:lang w:val="en-IN"/>
+        </w:rPr>
+        <w:t>All listed authors have contributed significantly to the work</w:t>
+      </w:r>
+    </w:p>
+    <w:p>
+      <w:pPr>
+        <w:rPr>
+          <w:rFonts w:ascii="Times New Roman" w:eastAsiaTheme="majorEastAsia" w:hAnsi="Times New Roman" w:cs="Times New Roman"/>
+          <w:sz w:val="24"/>
+          <w:szCs w:val="24"/>
+          <w:lang w:val="en-IN"/>
+        </w:rPr>
+      </w:pPr>
+      <w:r>
+        <w:rPr>
+          <w:rFonts w:ascii="Times New Roman" w:eastAsiaTheme="majorEastAsia" w:hAnsi="Times New Roman" w:cs="Times New Roman"/>
+          <w:sz w:val="24"/>
+          <w:szCs w:val="24"/>
+          <w:lang w:val="en-IN"/>
+        </w:rPr>
+        <w:t>Any violation of publication ethics will result in rejection or retraction.</w:t>
+      </w:r>
+    </w:p>
+    <w:p>
+      <w:pPr>
         <w:rPr>
           <w:rFonts w:ascii="Times New Roman" w:eastAsiaTheme="majorEastAsia" w:hAnsi="Times New Roman" w:cs="Times New Roman"/>
           <w:b/>
@@ -1001,15 +2128,8 @@
           <w:szCs w:val="28"/>
           <w:lang w:val="en-IN"/>
         </w:rPr>
-        <w:t>Margins: 1 inch on all sides</w:t>
-      </w:r>
-    </w:p>
-    <w:p>
-      <w:pPr>
-        <w:numPr>
-          <w:ilvl w:val="0"/>
-          <w:numId w:val="12"/>
-        </w:numPr>
+      </w:pPr>
+      <w:r>
         <w:rPr>
           <w:rFonts w:ascii="Times New Roman" w:eastAsiaTheme="majorEastAsia" w:hAnsi="Times New Roman" w:cs="Times New Roman"/>
           <w:b/>
@@ -1018,8 +2138,80 @@
           <w:szCs w:val="28"/>
           <w:lang w:val="en-IN"/>
         </w:rPr>
+        <w:t>11. Copyright &amp; Open Access Policy</w:t>
+      </w:r>
+    </w:p>
+    <w:p>
+      <w:pPr>
+        <w:numPr>
+          <w:ilvl w:val="0"/>
+          <w:numId w:val="20"/>
+        </w:numPr>
+        <w:rPr>
+          <w:rFonts w:ascii="Times New Roman" w:eastAsiaTheme="majorEastAsia" w:hAnsi="Times New Roman" w:cs="Times New Roman"/>
+          <w:sz w:val="24"/>
+          <w:szCs w:val="24"/>
+          <w:lang w:val="en-IN"/>
+        </w:rPr>
       </w:pPr>
       <w:r>
+        <w:rPr>
+          <w:rFonts w:ascii="Times New Roman" w:eastAsiaTheme="majorEastAsia" w:hAnsi="Times New Roman" w:cs="Times New Roman"/>
+          <w:sz w:val="24"/>
+          <w:szCs w:val="24"/>
+          <w:lang w:val="en-IN"/>
+        </w:rPr>
+        <w:t>IJACSI is an open-access journal.</w:t>
+      </w:r>
+    </w:p>
+    <w:p>
+      <w:pPr>
+        <w:numPr>
+          <w:ilvl w:val="0"/>
+          <w:numId w:val="20"/>
+        </w:numPr>
+        <w:rPr>
+          <w:rFonts w:ascii="Times New Roman" w:eastAsiaTheme="majorEastAsia" w:hAnsi="Times New Roman" w:cs="Times New Roman"/>
+          <w:sz w:val="24"/>
+          <w:szCs w:val="24"/>
+          <w:lang w:val="en-IN"/>
+        </w:rPr>
+      </w:pPr>
+      <w:r>
+        <w:rPr>
+          <w:rFonts w:ascii="Times New Roman" w:eastAsiaTheme="majorEastAsia" w:hAnsi="Times New Roman" w:cs="Times New Roman"/>
+          <w:sz w:val="24"/>
+          <w:szCs w:val="24"/>
+          <w:lang w:val="en-IN"/>
+        </w:rPr>
+        <w:t>Authors retain the copyright of their work.</w:t>
+      </w:r>
+    </w:p>
+    <w:p>
+      <w:pPr>
+        <w:numPr>
+          <w:ilvl w:val="0"/>
+          <w:numId w:val="20"/>
+        </w:numPr>
+        <w:rPr>
+          <w:rFonts w:ascii="Times New Roman" w:eastAsiaTheme="majorEastAsia" w:hAnsi="Times New Roman" w:cs="Times New Roman"/>
+          <w:sz w:val="24"/>
+          <w:szCs w:val="24"/>
+          <w:lang w:val="en-IN"/>
+        </w:rPr>
+      </w:pPr>
+      <w:r>
+        <w:rPr>
+          <w:rFonts w:ascii="Times New Roman" w:eastAsiaTheme="majorEastAsia" w:hAnsi="Times New Roman" w:cs="Times New Roman"/>
+          <w:sz w:val="24"/>
+          <w:szCs w:val="24"/>
+          <w:lang w:val="en-IN"/>
+        </w:rPr>
+        <w:t>By submitting the manuscript, authors grant IJACSI the right to publish the article.</w:t>
+      </w:r>
+    </w:p>
+    <w:p>
+      <w:pPr>
         <w:rPr>
           <w:rFonts w:ascii="Times New Roman" w:eastAsiaTheme="majorEastAsia" w:hAnsi="Times New Roman" w:cs="Times New Roman"/>
           <w:b/>
@@ -1028,11 +2220,8 @@
           <w:szCs w:val="28"/>
           <w:lang w:val="en-IN"/>
         </w:rPr>
-        <w:t>Column Format: Single column</w:t>
-      </w:r>
-    </w:p>
-    <w:p>
-      <w:pPr>
+      </w:pPr>
+      <w:r>
         <w:rPr>
           <w:rFonts w:ascii="Times New Roman" w:eastAsiaTheme="majorEastAsia" w:hAnsi="Times New Roman" w:cs="Times New Roman"/>
           <w:b/>
@@ -1041,1503 +2230,6 @@
           <w:szCs w:val="28"/>
           <w:lang w:val="en-IN"/>
         </w:rPr>
-      </w:pPr>
-      <w:r>
-        <w:rPr>
-          <w:rFonts w:ascii="Times New Roman" w:eastAsiaTheme="majorEastAsia" w:hAnsi="Times New Roman" w:cs="Times New Roman"/>
-          <w:b/>
-          <w:bCs/>
-          <w:sz w:val="28"/>
-          <w:szCs w:val="28"/>
-          <w:lang w:val="en-IN"/>
-        </w:rPr>
-        <w:t>4. Structure of the Manuscript</w:t>
-      </w:r>
-    </w:p>
-    <w:p>
-      <w:pPr>
-        <w:rPr>
-          <w:rFonts w:ascii="Times New Roman" w:eastAsiaTheme="majorEastAsia" w:hAnsi="Times New Roman" w:cs="Times New Roman"/>
-          <w:b/>
-          <w:bCs/>
-          <w:sz w:val="28"/>
-          <w:szCs w:val="28"/>
-          <w:lang w:val="en-IN"/>
-        </w:rPr>
-      </w:pPr>
-      <w:r>
-        <w:rPr>
-          <w:rFonts w:ascii="Times New Roman" w:eastAsiaTheme="majorEastAsia" w:hAnsi="Times New Roman" w:cs="Times New Roman"/>
-          <w:b/>
-          <w:bCs/>
-          <w:sz w:val="28"/>
-          <w:szCs w:val="28"/>
-          <w:lang w:val="en-IN"/>
-        </w:rPr>
-        <w:t>Manuscripts should be organized in the following order:</w:t>
-      </w:r>
-    </w:p>
-    <w:p>
-      <w:pPr>
-        <w:numPr>
-          <w:ilvl w:val="0"/>
-          <w:numId w:val="13"/>
-        </w:numPr>
-        <w:rPr>
-          <w:rFonts w:ascii="Times New Roman" w:eastAsiaTheme="majorEastAsia" w:hAnsi="Times New Roman" w:cs="Times New Roman"/>
-          <w:b/>
-          <w:bCs/>
-          <w:sz w:val="28"/>
-          <w:szCs w:val="28"/>
-          <w:lang w:val="en-IN"/>
-        </w:rPr>
-      </w:pPr>
-      <w:r>
-        <w:rPr>
-          <w:rFonts w:ascii="Times New Roman" w:eastAsiaTheme="majorEastAsia" w:hAnsi="Times New Roman" w:cs="Times New Roman"/>
-          <w:b/>
-          <w:bCs/>
-          <w:sz w:val="28"/>
-          <w:szCs w:val="28"/>
-          <w:lang w:val="en-IN"/>
-        </w:rPr>
-        <w:t>Title of the Paper</w:t>
-      </w:r>
-    </w:p>
-    <w:p>
-      <w:pPr>
-        <w:numPr>
-          <w:ilvl w:val="0"/>
-          <w:numId w:val="13"/>
-        </w:numPr>
-        <w:rPr>
-          <w:rFonts w:ascii="Times New Roman" w:eastAsiaTheme="majorEastAsia" w:hAnsi="Times New Roman" w:cs="Times New Roman"/>
-          <w:b/>
-          <w:bCs/>
-          <w:sz w:val="28"/>
-          <w:szCs w:val="28"/>
-          <w:lang w:val="en-IN"/>
-        </w:rPr>
-      </w:pPr>
-      <w:r>
-        <w:rPr>
-          <w:rFonts w:ascii="Times New Roman" w:eastAsiaTheme="majorEastAsia" w:hAnsi="Times New Roman" w:cs="Times New Roman"/>
-          <w:b/>
-          <w:bCs/>
-          <w:sz w:val="28"/>
-          <w:szCs w:val="28"/>
-          <w:lang w:val="en-IN"/>
-        </w:rPr>
-        <w:t>Author Name(s) &amp; Affiliation(s)</w:t>
-      </w:r>
-    </w:p>
-    <w:p>
-      <w:pPr>
-        <w:numPr>
-          <w:ilvl w:val="0"/>
-          <w:numId w:val="13"/>
-        </w:numPr>
-        <w:rPr>
-          <w:rFonts w:ascii="Times New Roman" w:eastAsiaTheme="majorEastAsia" w:hAnsi="Times New Roman" w:cs="Times New Roman"/>
-          <w:b/>
-          <w:bCs/>
-          <w:sz w:val="28"/>
-          <w:szCs w:val="28"/>
-          <w:lang w:val="en-IN"/>
-        </w:rPr>
-      </w:pPr>
-      <w:r>
-        <w:rPr>
-          <w:rFonts w:ascii="Times New Roman" w:eastAsiaTheme="majorEastAsia" w:hAnsi="Times New Roman" w:cs="Times New Roman"/>
-          <w:b/>
-          <w:bCs/>
-          <w:sz w:val="28"/>
-          <w:szCs w:val="28"/>
-          <w:lang w:val="en-IN"/>
-        </w:rPr>
-        <w:t>Abstract (150–250 words)</w:t>
-      </w:r>
-    </w:p>
-    <w:p>
-      <w:pPr>
-        <w:numPr>
-          <w:ilvl w:val="0"/>
-          <w:numId w:val="13"/>
-        </w:numPr>
-        <w:rPr>
-          <w:rFonts w:ascii="Times New Roman" w:eastAsiaTheme="majorEastAsia" w:hAnsi="Times New Roman" w:cs="Times New Roman"/>
-          <w:b/>
-          <w:bCs/>
-          <w:sz w:val="28"/>
-          <w:szCs w:val="28"/>
-          <w:lang w:val="en-IN"/>
-        </w:rPr>
-      </w:pPr>
-      <w:r>
-        <w:rPr>
-          <w:rFonts w:ascii="Times New Roman" w:eastAsiaTheme="majorEastAsia" w:hAnsi="Times New Roman" w:cs="Times New Roman"/>
-          <w:b/>
-          <w:bCs/>
-          <w:sz w:val="28"/>
-          <w:szCs w:val="28"/>
-          <w:lang w:val="en-IN"/>
-        </w:rPr>
-        <w:t>Keywords (3–6 keywords)</w:t>
-      </w:r>
-    </w:p>
-    <w:p>
-      <w:pPr>
-        <w:numPr>
-          <w:ilvl w:val="0"/>
-          <w:numId w:val="13"/>
-        </w:numPr>
-        <w:rPr>
-          <w:rFonts w:ascii="Times New Roman" w:eastAsiaTheme="majorEastAsia" w:hAnsi="Times New Roman" w:cs="Times New Roman"/>
-          <w:b/>
-          <w:bCs/>
-          <w:sz w:val="28"/>
-          <w:szCs w:val="28"/>
-          <w:lang w:val="en-IN"/>
-        </w:rPr>
-      </w:pPr>
-      <w:r>
-        <w:rPr>
-          <w:rFonts w:ascii="Times New Roman" w:eastAsiaTheme="majorEastAsia" w:hAnsi="Times New Roman" w:cs="Times New Roman"/>
-          <w:b/>
-          <w:bCs/>
-          <w:sz w:val="28"/>
-          <w:szCs w:val="28"/>
-          <w:lang w:val="en-IN"/>
-        </w:rPr>
-        <w:t>Introduction</w:t>
-      </w:r>
-    </w:p>
-    <w:p>
-      <w:pPr>
-        <w:numPr>
-          <w:ilvl w:val="0"/>
-          <w:numId w:val="13"/>
-        </w:numPr>
-        <w:rPr>
-          <w:rFonts w:ascii="Times New Roman" w:eastAsiaTheme="majorEastAsia" w:hAnsi="Times New Roman" w:cs="Times New Roman"/>
-          <w:b/>
-          <w:bCs/>
-          <w:sz w:val="28"/>
-          <w:szCs w:val="28"/>
-          <w:lang w:val="en-IN"/>
-        </w:rPr>
-      </w:pPr>
-      <w:r>
-        <w:rPr>
-          <w:rFonts w:ascii="Times New Roman" w:eastAsiaTheme="majorEastAsia" w:hAnsi="Times New Roman" w:cs="Times New Roman"/>
-          <w:b/>
-          <w:bCs/>
-          <w:sz w:val="28"/>
-          <w:szCs w:val="28"/>
-          <w:lang w:val="en-IN"/>
-        </w:rPr>
-        <w:lastRenderedPageBreak/>
-        <w:t>Literature Review (if applicable)</w:t>
-      </w:r>
-    </w:p>
-    <w:p>
-      <w:pPr>
-        <w:numPr>
-          <w:ilvl w:val="0"/>
-          <w:numId w:val="13"/>
-        </w:numPr>
-        <w:rPr>
-          <w:rFonts w:ascii="Times New Roman" w:eastAsiaTheme="majorEastAsia" w:hAnsi="Times New Roman" w:cs="Times New Roman"/>
-          <w:b/>
-          <w:bCs/>
-          <w:sz w:val="28"/>
-          <w:szCs w:val="28"/>
-          <w:lang w:val="en-IN"/>
-        </w:rPr>
-      </w:pPr>
-      <w:r>
-        <w:rPr>
-          <w:rFonts w:ascii="Times New Roman" w:eastAsiaTheme="majorEastAsia" w:hAnsi="Times New Roman" w:cs="Times New Roman"/>
-          <w:b/>
-          <w:bCs/>
-          <w:sz w:val="28"/>
-          <w:szCs w:val="28"/>
-          <w:lang w:val="en-IN"/>
-        </w:rPr>
-        <w:t>Methodology / Materials &amp; Methods</w:t>
-      </w:r>
-    </w:p>
-    <w:p>
-      <w:pPr>
-        <w:numPr>
-          <w:ilvl w:val="0"/>
-          <w:numId w:val="13"/>
-        </w:numPr>
-        <w:rPr>
-          <w:rFonts w:ascii="Times New Roman" w:eastAsiaTheme="majorEastAsia" w:hAnsi="Times New Roman" w:cs="Times New Roman"/>
-          <w:b/>
-          <w:bCs/>
-          <w:sz w:val="28"/>
-          <w:szCs w:val="28"/>
-          <w:lang w:val="en-IN"/>
-        </w:rPr>
-      </w:pPr>
-      <w:r>
-        <w:rPr>
-          <w:rFonts w:ascii="Times New Roman" w:eastAsiaTheme="majorEastAsia" w:hAnsi="Times New Roman" w:cs="Times New Roman"/>
-          <w:b/>
-          <w:bCs/>
-          <w:sz w:val="28"/>
-          <w:szCs w:val="28"/>
-          <w:lang w:val="en-IN"/>
-        </w:rPr>
-        <w:t>Results and Discussion</w:t>
-      </w:r>
-    </w:p>
-    <w:p>
-      <w:pPr>
-        <w:numPr>
-          <w:ilvl w:val="0"/>
-          <w:numId w:val="13"/>
-        </w:numPr>
-        <w:rPr>
-          <w:rFonts w:ascii="Times New Roman" w:eastAsiaTheme="majorEastAsia" w:hAnsi="Times New Roman" w:cs="Times New Roman"/>
-          <w:b/>
-          <w:bCs/>
-          <w:sz w:val="28"/>
-          <w:szCs w:val="28"/>
-          <w:lang w:val="en-IN"/>
-        </w:rPr>
-      </w:pPr>
-      <w:r>
-        <w:rPr>
-          <w:rFonts w:ascii="Times New Roman" w:eastAsiaTheme="majorEastAsia" w:hAnsi="Times New Roman" w:cs="Times New Roman"/>
-          <w:b/>
-          <w:bCs/>
-          <w:sz w:val="28"/>
-          <w:szCs w:val="28"/>
-          <w:lang w:val="en-IN"/>
-        </w:rPr>
-        <w:t>Conclusion and Future Scope</w:t>
-      </w:r>
-    </w:p>
-    <w:p>
-      <w:pPr>
-        <w:numPr>
-          <w:ilvl w:val="0"/>
-          <w:numId w:val="13"/>
-        </w:numPr>
-        <w:rPr>
-          <w:rFonts w:ascii="Times New Roman" w:eastAsiaTheme="majorEastAsia" w:hAnsi="Times New Roman" w:cs="Times New Roman"/>
-          <w:b/>
-          <w:bCs/>
-          <w:sz w:val="28"/>
-          <w:szCs w:val="28"/>
-          <w:lang w:val="en-IN"/>
-        </w:rPr>
-      </w:pPr>
-      <w:r>
-        <w:rPr>
-          <w:rFonts w:ascii="Times New Roman" w:eastAsiaTheme="majorEastAsia" w:hAnsi="Times New Roman" w:cs="Times New Roman"/>
-          <w:b/>
-          <w:bCs/>
-          <w:sz w:val="28"/>
-          <w:szCs w:val="28"/>
-          <w:lang w:val="en-IN"/>
-        </w:rPr>
-        <w:t>Acknowledgement (optional)</w:t>
-      </w:r>
-    </w:p>
-    <w:p>
-      <w:pPr>
-        <w:numPr>
-          <w:ilvl w:val="0"/>
-          <w:numId w:val="13"/>
-        </w:numPr>
-        <w:rPr>
-          <w:rFonts w:ascii="Times New Roman" w:eastAsiaTheme="majorEastAsia" w:hAnsi="Times New Roman" w:cs="Times New Roman"/>
-          <w:b/>
-          <w:bCs/>
-          <w:sz w:val="28"/>
-          <w:szCs w:val="28"/>
-          <w:lang w:val="en-IN"/>
-        </w:rPr>
-      </w:pPr>
-      <w:r>
-        <w:rPr>
-          <w:rFonts w:ascii="Times New Roman" w:eastAsiaTheme="majorEastAsia" w:hAnsi="Times New Roman" w:cs="Times New Roman"/>
-          <w:b/>
-          <w:bCs/>
-          <w:sz w:val="28"/>
-          <w:szCs w:val="28"/>
-          <w:lang w:val="en-IN"/>
-        </w:rPr>
-        <w:t>References</w:t>
-      </w:r>
-    </w:p>
-    <w:p>
-      <w:pPr>
-        <w:rPr>
-          <w:rFonts w:ascii="Times New Roman" w:eastAsiaTheme="majorEastAsia" w:hAnsi="Times New Roman" w:cs="Times New Roman"/>
-          <w:b/>
-          <w:bCs/>
-          <w:sz w:val="28"/>
-          <w:szCs w:val="28"/>
-          <w:lang w:val="en-IN"/>
-        </w:rPr>
-      </w:pPr>
-      <w:r>
-        <w:rPr>
-          <w:rFonts w:ascii="Times New Roman" w:eastAsiaTheme="majorEastAsia" w:hAnsi="Times New Roman" w:cs="Times New Roman"/>
-          <w:b/>
-          <w:bCs/>
-          <w:sz w:val="28"/>
-          <w:szCs w:val="28"/>
-          <w:lang w:val="en-IN"/>
-        </w:rPr>
-        <w:t>5. Abstract &amp; Keywords</w:t>
-      </w:r>
-    </w:p>
-    <w:p>
-      <w:pPr>
-        <w:numPr>
-          <w:ilvl w:val="0"/>
-          <w:numId w:val="14"/>
-        </w:numPr>
-        <w:rPr>
-          <w:rFonts w:ascii="Times New Roman" w:eastAsiaTheme="majorEastAsia" w:hAnsi="Times New Roman" w:cs="Times New Roman"/>
-          <w:b/>
-          <w:bCs/>
-          <w:sz w:val="28"/>
-          <w:szCs w:val="28"/>
-          <w:lang w:val="en-IN"/>
-        </w:rPr>
-      </w:pPr>
-      <w:r>
-        <w:rPr>
-          <w:rFonts w:ascii="Times New Roman" w:eastAsiaTheme="majorEastAsia" w:hAnsi="Times New Roman" w:cs="Times New Roman"/>
-          <w:b/>
-          <w:bCs/>
-          <w:sz w:val="28"/>
-          <w:szCs w:val="28"/>
-          <w:lang w:val="en-IN"/>
-        </w:rPr>
-        <w:t>The abstract should clearly state:</w:t>
-      </w:r>
-    </w:p>
-    <w:p>
-      <w:pPr>
-        <w:numPr>
-          <w:ilvl w:val="1"/>
-          <w:numId w:val="14"/>
-        </w:numPr>
-        <w:rPr>
-          <w:rFonts w:ascii="Times New Roman" w:eastAsiaTheme="majorEastAsia" w:hAnsi="Times New Roman" w:cs="Times New Roman"/>
-          <w:b/>
-          <w:bCs/>
-          <w:sz w:val="28"/>
-          <w:szCs w:val="28"/>
-          <w:lang w:val="en-IN"/>
-        </w:rPr>
-      </w:pPr>
-      <w:r>
-        <w:rPr>
-          <w:rFonts w:ascii="Times New Roman" w:eastAsiaTheme="majorEastAsia" w:hAnsi="Times New Roman" w:cs="Times New Roman"/>
-          <w:b/>
-          <w:bCs/>
-          <w:sz w:val="28"/>
-          <w:szCs w:val="28"/>
-          <w:lang w:val="en-IN"/>
-        </w:rPr>
-        <w:t>Purpose of the study</w:t>
-      </w:r>
-    </w:p>
-    <w:p>
-      <w:pPr>
-        <w:numPr>
-          <w:ilvl w:val="1"/>
-          <w:numId w:val="14"/>
-        </w:numPr>
-        <w:rPr>
-          <w:rFonts w:ascii="Times New Roman" w:eastAsiaTheme="majorEastAsia" w:hAnsi="Times New Roman" w:cs="Times New Roman"/>
-          <w:b/>
-          <w:bCs/>
-          <w:sz w:val="28"/>
-          <w:szCs w:val="28"/>
-          <w:lang w:val="en-IN"/>
-        </w:rPr>
-      </w:pPr>
-      <w:r>
-        <w:rPr>
-          <w:rFonts w:ascii="Times New Roman" w:eastAsiaTheme="majorEastAsia" w:hAnsi="Times New Roman" w:cs="Times New Roman"/>
-          <w:b/>
-          <w:bCs/>
-          <w:sz w:val="28"/>
-          <w:szCs w:val="28"/>
-          <w:lang w:val="en-IN"/>
-        </w:rPr>
-        <w:t>Methodology</w:t>
-      </w:r>
-    </w:p>
-    <w:p>
-      <w:pPr>
-        <w:numPr>
-          <w:ilvl w:val="1"/>
-          <w:numId w:val="14"/>
-        </w:numPr>
-        <w:rPr>
-          <w:rFonts w:ascii="Times New Roman" w:eastAsiaTheme="majorEastAsia" w:hAnsi="Times New Roman" w:cs="Times New Roman"/>
-          <w:b/>
-          <w:bCs/>
-          <w:sz w:val="28"/>
-          <w:szCs w:val="28"/>
-          <w:lang w:val="en-IN"/>
-        </w:rPr>
-      </w:pPr>
-      <w:r>
-        <w:rPr>
-          <w:rFonts w:ascii="Times New Roman" w:eastAsiaTheme="majorEastAsia" w:hAnsi="Times New Roman" w:cs="Times New Roman"/>
-          <w:b/>
-          <w:bCs/>
-          <w:sz w:val="28"/>
-          <w:szCs w:val="28"/>
-          <w:lang w:val="en-IN"/>
-        </w:rPr>
-        <w:t>Key findings</w:t>
-      </w:r>
-    </w:p>
-    <w:p>
-      <w:pPr>
-        <w:numPr>
-          <w:ilvl w:val="1"/>
-          <w:numId w:val="14"/>
-        </w:numPr>
-        <w:rPr>
-          <w:rFonts w:ascii="Times New Roman" w:eastAsiaTheme="majorEastAsia" w:hAnsi="Times New Roman" w:cs="Times New Roman"/>
-          <w:b/>
-          <w:bCs/>
-          <w:sz w:val="28"/>
-          <w:szCs w:val="28"/>
-          <w:lang w:val="en-IN"/>
-        </w:rPr>
-      </w:pPr>
-      <w:r>
-        <w:rPr>
-          <w:rFonts w:ascii="Times New Roman" w:eastAsiaTheme="majorEastAsia" w:hAnsi="Times New Roman" w:cs="Times New Roman"/>
-          <w:b/>
-          <w:bCs/>
-          <w:sz w:val="28"/>
-          <w:szCs w:val="28"/>
-          <w:lang w:val="en-IN"/>
-        </w:rPr>
-        <w:t>Conclusion</w:t>
-      </w:r>
-    </w:p>
-    <w:p>
-      <w:pPr>
-        <w:numPr>
-          <w:ilvl w:val="0"/>
-          <w:numId w:val="14"/>
-        </w:numPr>
-        <w:rPr>
-          <w:rFonts w:ascii="Times New Roman" w:eastAsiaTheme="majorEastAsia" w:hAnsi="Times New Roman" w:cs="Times New Roman"/>
-          <w:b/>
-          <w:bCs/>
-          <w:sz w:val="28"/>
-          <w:szCs w:val="28"/>
-          <w:lang w:val="en-IN"/>
-        </w:rPr>
-      </w:pPr>
-      <w:r>
-        <w:rPr>
-          <w:rFonts w:ascii="Times New Roman" w:eastAsiaTheme="majorEastAsia" w:hAnsi="Times New Roman" w:cs="Times New Roman"/>
-          <w:b/>
-          <w:bCs/>
-          <w:sz w:val="28"/>
-          <w:szCs w:val="28"/>
-          <w:lang w:val="en-IN"/>
-        </w:rPr>
-        <w:t>Avoid citations in the abstract.</w:t>
-      </w:r>
-    </w:p>
-    <w:p>
-      <w:pPr>
-        <w:numPr>
-          <w:ilvl w:val="0"/>
-          <w:numId w:val="14"/>
-        </w:numPr>
-        <w:rPr>
-          <w:rFonts w:ascii="Times New Roman" w:eastAsiaTheme="majorEastAsia" w:hAnsi="Times New Roman" w:cs="Times New Roman"/>
-          <w:b/>
-          <w:bCs/>
-          <w:sz w:val="28"/>
-          <w:szCs w:val="28"/>
-          <w:lang w:val="en-IN"/>
-        </w:rPr>
-      </w:pPr>
-      <w:r>
-        <w:rPr>
-          <w:rFonts w:ascii="Times New Roman" w:eastAsiaTheme="majorEastAsia" w:hAnsi="Times New Roman" w:cs="Times New Roman"/>
-          <w:b/>
-          <w:bCs/>
-          <w:sz w:val="28"/>
-          <w:szCs w:val="28"/>
-          <w:lang w:val="en-IN"/>
-        </w:rPr>
-        <w:t>Provide 3–6 relevant keywords.</w:t>
-      </w:r>
-    </w:p>
-    <w:p>
-      <w:pPr>
-        <w:rPr>
-          <w:rFonts w:ascii="Times New Roman" w:eastAsiaTheme="majorEastAsia" w:hAnsi="Times New Roman" w:cs="Times New Roman"/>
-          <w:b/>
-          <w:bCs/>
-          <w:sz w:val="28"/>
-          <w:szCs w:val="28"/>
-          <w:lang w:val="en-IN"/>
-        </w:rPr>
-      </w:pPr>
-      <w:r>
-        <w:rPr>
-          <w:rFonts w:ascii="Times New Roman" w:eastAsiaTheme="majorEastAsia" w:hAnsi="Times New Roman" w:cs="Times New Roman"/>
-          <w:b/>
-          <w:bCs/>
-          <w:sz w:val="28"/>
-          <w:szCs w:val="28"/>
-          <w:lang w:val="en-IN"/>
-        </w:rPr>
-        <w:t>6. Figures, Tables &amp; Equations</w:t>
-      </w:r>
-    </w:p>
-    <w:p>
-      <w:pPr>
-        <w:numPr>
-          <w:ilvl w:val="0"/>
-          <w:numId w:val="15"/>
-        </w:numPr>
-        <w:rPr>
-          <w:rFonts w:ascii="Times New Roman" w:eastAsiaTheme="majorEastAsia" w:hAnsi="Times New Roman" w:cs="Times New Roman"/>
-          <w:b/>
-          <w:bCs/>
-          <w:sz w:val="28"/>
-          <w:szCs w:val="28"/>
-          <w:lang w:val="en-IN"/>
-        </w:rPr>
-      </w:pPr>
-      <w:r>
-        <w:rPr>
-          <w:rFonts w:ascii="Times New Roman" w:eastAsiaTheme="majorEastAsia" w:hAnsi="Times New Roman" w:cs="Times New Roman"/>
-          <w:b/>
-          <w:bCs/>
-          <w:sz w:val="28"/>
-          <w:szCs w:val="28"/>
-          <w:lang w:val="en-IN"/>
-        </w:rPr>
-        <w:t>Figures and tables must be numbered sequentially.</w:t>
-      </w:r>
-    </w:p>
-    <w:p>
-      <w:pPr>
-        <w:numPr>
-          <w:ilvl w:val="0"/>
-          <w:numId w:val="15"/>
-        </w:numPr>
-        <w:rPr>
-          <w:rFonts w:ascii="Times New Roman" w:eastAsiaTheme="majorEastAsia" w:hAnsi="Times New Roman" w:cs="Times New Roman"/>
-          <w:b/>
-          <w:bCs/>
-          <w:sz w:val="28"/>
-          <w:szCs w:val="28"/>
-          <w:lang w:val="en-IN"/>
-        </w:rPr>
-      </w:pPr>
-      <w:r>
-        <w:rPr>
-          <w:rFonts w:ascii="Times New Roman" w:eastAsiaTheme="majorEastAsia" w:hAnsi="Times New Roman" w:cs="Times New Roman"/>
-          <w:b/>
-          <w:bCs/>
-          <w:sz w:val="28"/>
-          <w:szCs w:val="28"/>
-          <w:lang w:val="en-IN"/>
-        </w:rPr>
-        <w:t>Captions should be clear and descriptive.</w:t>
-      </w:r>
-    </w:p>
-    <w:p>
-      <w:pPr>
-        <w:numPr>
-          <w:ilvl w:val="0"/>
-          <w:numId w:val="15"/>
-        </w:numPr>
-        <w:rPr>
-          <w:rFonts w:ascii="Times New Roman" w:eastAsiaTheme="majorEastAsia" w:hAnsi="Times New Roman" w:cs="Times New Roman"/>
-          <w:b/>
-          <w:bCs/>
-          <w:sz w:val="28"/>
-          <w:szCs w:val="28"/>
-          <w:lang w:val="en-IN"/>
-        </w:rPr>
-      </w:pPr>
-      <w:r>
-        <w:rPr>
-          <w:rFonts w:ascii="Times New Roman" w:eastAsiaTheme="majorEastAsia" w:hAnsi="Times New Roman" w:cs="Times New Roman"/>
-          <w:b/>
-          <w:bCs/>
-          <w:sz w:val="28"/>
-          <w:szCs w:val="28"/>
-          <w:lang w:val="en-IN"/>
-        </w:rPr>
-        <w:t>All figures and tables must be referred to in the text.</w:t>
-      </w:r>
-    </w:p>
-    <w:p>
-      <w:pPr>
-        <w:numPr>
-          <w:ilvl w:val="0"/>
-          <w:numId w:val="15"/>
-        </w:numPr>
-        <w:rPr>
-          <w:rFonts w:ascii="Times New Roman" w:eastAsiaTheme="majorEastAsia" w:hAnsi="Times New Roman" w:cs="Times New Roman"/>
-          <w:b/>
-          <w:bCs/>
-          <w:sz w:val="28"/>
-          <w:szCs w:val="28"/>
-          <w:lang w:val="en-IN"/>
-        </w:rPr>
-      </w:pPr>
-      <w:r>
-        <w:rPr>
-          <w:rFonts w:ascii="Times New Roman" w:eastAsiaTheme="majorEastAsia" w:hAnsi="Times New Roman" w:cs="Times New Roman"/>
-          <w:b/>
-          <w:bCs/>
-          <w:sz w:val="28"/>
-          <w:szCs w:val="28"/>
-          <w:lang w:val="en-IN"/>
-        </w:rPr>
-        <w:t>Images should be of high resolution (minimum 300 dpi).</w:t>
-      </w:r>
-    </w:p>
-    <w:p>
-      <w:pPr>
-        <w:rPr>
-          <w:rFonts w:ascii="Times New Roman" w:eastAsiaTheme="majorEastAsia" w:hAnsi="Times New Roman" w:cs="Times New Roman"/>
-          <w:b/>
-          <w:bCs/>
-          <w:sz w:val="28"/>
-          <w:szCs w:val="28"/>
-          <w:lang w:val="en-IN"/>
-        </w:rPr>
-      </w:pPr>
-      <w:r>
-        <w:rPr>
-          <w:rFonts w:ascii="Times New Roman" w:eastAsiaTheme="majorEastAsia" w:hAnsi="Times New Roman" w:cs="Times New Roman"/>
-          <w:b/>
-          <w:bCs/>
-          <w:sz w:val="28"/>
-          <w:szCs w:val="28"/>
-          <w:lang w:val="en-IN"/>
-        </w:rPr>
-        <w:t>7. Referencing Style</w:t>
-      </w:r>
-    </w:p>
-    <w:p>
-      <w:pPr>
-        <w:numPr>
-          <w:ilvl w:val="0"/>
-          <w:numId w:val="16"/>
-        </w:numPr>
-        <w:rPr>
-          <w:rFonts w:ascii="Times New Roman" w:eastAsiaTheme="majorEastAsia" w:hAnsi="Times New Roman" w:cs="Times New Roman"/>
-          <w:b/>
-          <w:bCs/>
-          <w:sz w:val="28"/>
-          <w:szCs w:val="28"/>
-          <w:lang w:val="en-IN"/>
-        </w:rPr>
-      </w:pPr>
-      <w:r>
-        <w:rPr>
-          <w:rFonts w:ascii="Times New Roman" w:eastAsiaTheme="majorEastAsia" w:hAnsi="Times New Roman" w:cs="Times New Roman"/>
-          <w:b/>
-          <w:bCs/>
-          <w:sz w:val="28"/>
-          <w:szCs w:val="28"/>
-          <w:lang w:val="en-IN"/>
-        </w:rPr>
-        <w:t>IJACSI follows the IEEE referencing style.</w:t>
-      </w:r>
-    </w:p>
-    <w:p>
-      <w:pPr>
-        <w:numPr>
-          <w:ilvl w:val="0"/>
-          <w:numId w:val="16"/>
-        </w:numPr>
-        <w:rPr>
-          <w:rFonts w:ascii="Times New Roman" w:eastAsiaTheme="majorEastAsia" w:hAnsi="Times New Roman" w:cs="Times New Roman"/>
-          <w:b/>
-          <w:bCs/>
-          <w:sz w:val="28"/>
-          <w:szCs w:val="28"/>
-          <w:lang w:val="en-IN"/>
-        </w:rPr>
-      </w:pPr>
-      <w:r>
-        <w:rPr>
-          <w:rFonts w:ascii="Times New Roman" w:eastAsiaTheme="majorEastAsia" w:hAnsi="Times New Roman" w:cs="Times New Roman"/>
-          <w:b/>
-          <w:bCs/>
-          <w:sz w:val="28"/>
-          <w:szCs w:val="28"/>
-          <w:lang w:val="en-IN"/>
-        </w:rPr>
-        <w:t>References must be numbered in the order of appearance.</w:t>
-      </w:r>
-    </w:p>
-    <w:p>
-      <w:pPr>
-        <w:numPr>
-          <w:ilvl w:val="0"/>
-          <w:numId w:val="16"/>
-        </w:numPr>
-        <w:rPr>
-          <w:rFonts w:ascii="Times New Roman" w:eastAsiaTheme="majorEastAsia" w:hAnsi="Times New Roman" w:cs="Times New Roman"/>
-          <w:b/>
-          <w:bCs/>
-          <w:sz w:val="28"/>
-          <w:szCs w:val="28"/>
-          <w:lang w:val="en-IN"/>
-        </w:rPr>
-      </w:pPr>
-      <w:r>
-        <w:rPr>
-          <w:rFonts w:ascii="Times New Roman" w:eastAsiaTheme="majorEastAsia" w:hAnsi="Times New Roman" w:cs="Times New Roman"/>
-          <w:b/>
-          <w:bCs/>
-          <w:sz w:val="28"/>
-          <w:szCs w:val="28"/>
-          <w:lang w:val="en-IN"/>
-        </w:rPr>
-        <w:t>Citations should appear as [1], [2], [3] in the text.</w:t>
-      </w:r>
-    </w:p>
-    <w:p>
-      <w:pPr>
-        <w:rPr>
-          <w:rFonts w:ascii="Times New Roman" w:eastAsiaTheme="majorEastAsia" w:hAnsi="Times New Roman" w:cs="Times New Roman"/>
-          <w:b/>
-          <w:bCs/>
-          <w:sz w:val="28"/>
-          <w:szCs w:val="28"/>
-          <w:lang w:val="en-IN"/>
-        </w:rPr>
-      </w:pPr>
-      <w:r>
-        <w:rPr>
-          <w:rFonts w:ascii="Times New Roman" w:eastAsiaTheme="majorEastAsia" w:hAnsi="Times New Roman" w:cs="Times New Roman"/>
-          <w:b/>
-          <w:bCs/>
-          <w:sz w:val="28"/>
-          <w:szCs w:val="28"/>
-          <w:lang w:val="en-IN"/>
-        </w:rPr>
-        <w:lastRenderedPageBreak/>
-        <w:t>Example:</w:t>
-      </w:r>
-    </w:p>
-    <w:p>
-      <w:pPr>
-        <w:rPr>
-          <w:rFonts w:ascii="Times New Roman" w:eastAsiaTheme="majorEastAsia" w:hAnsi="Times New Roman" w:cs="Times New Roman"/>
-          <w:b/>
-          <w:bCs/>
-          <w:sz w:val="28"/>
-          <w:szCs w:val="28"/>
-          <w:lang w:val="en-IN"/>
-        </w:rPr>
-      </w:pPr>
-      <w:r>
-        <w:rPr>
-          <w:rFonts w:ascii="Times New Roman" w:eastAsiaTheme="majorEastAsia" w:hAnsi="Times New Roman" w:cs="Times New Roman"/>
-          <w:b/>
-          <w:bCs/>
-          <w:sz w:val="28"/>
-          <w:szCs w:val="28"/>
-          <w:lang w:val="en-IN"/>
-        </w:rPr>
-        <w:t xml:space="preserve">[1] A. Author, “Title of the paper,” </w:t>
-      </w:r>
-      <w:r>
-        <w:rPr>
-          <w:rFonts w:ascii="Times New Roman" w:eastAsiaTheme="majorEastAsia" w:hAnsi="Times New Roman" w:cs="Times New Roman"/>
-          <w:b/>
-          <w:bCs/>
-          <w:i/>
-          <w:iCs/>
-          <w:sz w:val="28"/>
-          <w:szCs w:val="28"/>
-          <w:lang w:val="en-IN"/>
-        </w:rPr>
-        <w:t>Journal Name</w:t>
-      </w:r>
-      <w:r>
-        <w:rPr>
-          <w:rFonts w:ascii="Times New Roman" w:eastAsiaTheme="majorEastAsia" w:hAnsi="Times New Roman" w:cs="Times New Roman"/>
-          <w:b/>
-          <w:bCs/>
-          <w:sz w:val="28"/>
-          <w:szCs w:val="28"/>
-          <w:lang w:val="en-IN"/>
-        </w:rPr>
-        <w:t>, vol. x, no. x, pp. xx–xx, year.</w:t>
-      </w:r>
-    </w:p>
-    <w:p>
-      <w:pPr>
-        <w:rPr>
-          <w:rFonts w:ascii="Times New Roman" w:eastAsiaTheme="majorEastAsia" w:hAnsi="Times New Roman" w:cs="Times New Roman"/>
-          <w:b/>
-          <w:bCs/>
-          <w:sz w:val="28"/>
-          <w:szCs w:val="28"/>
-          <w:lang w:val="en-IN"/>
-        </w:rPr>
-      </w:pPr>
-      <w:r>
-        <w:rPr>
-          <w:rFonts w:ascii="Times New Roman" w:eastAsiaTheme="majorEastAsia" w:hAnsi="Times New Roman" w:cs="Times New Roman"/>
-          <w:b/>
-          <w:bCs/>
-          <w:sz w:val="28"/>
-          <w:szCs w:val="28"/>
-          <w:lang w:val="en-IN"/>
-        </w:rPr>
-        <w:t>8. Plagiarism Policy</w:t>
-      </w:r>
-    </w:p>
-    <w:p>
-      <w:pPr>
-        <w:numPr>
-          <w:ilvl w:val="0"/>
-          <w:numId w:val="17"/>
-        </w:numPr>
-        <w:rPr>
-          <w:rFonts w:ascii="Times New Roman" w:eastAsiaTheme="majorEastAsia" w:hAnsi="Times New Roman" w:cs="Times New Roman"/>
-          <w:b/>
-          <w:bCs/>
-          <w:sz w:val="28"/>
-          <w:szCs w:val="28"/>
-          <w:lang w:val="en-IN"/>
-        </w:rPr>
-      </w:pPr>
-      <w:r>
-        <w:rPr>
-          <w:rFonts w:ascii="Times New Roman" w:eastAsiaTheme="majorEastAsia" w:hAnsi="Times New Roman" w:cs="Times New Roman"/>
-          <w:b/>
-          <w:bCs/>
-          <w:sz w:val="28"/>
-          <w:szCs w:val="28"/>
-          <w:lang w:val="en-IN"/>
-        </w:rPr>
-        <w:t>Submitted manuscripts must be original.</w:t>
-      </w:r>
-    </w:p>
-    <w:p>
-      <w:pPr>
-        <w:numPr>
-          <w:ilvl w:val="0"/>
-          <w:numId w:val="17"/>
-        </w:numPr>
-        <w:rPr>
-          <w:rFonts w:ascii="Times New Roman" w:eastAsiaTheme="majorEastAsia" w:hAnsi="Times New Roman" w:cs="Times New Roman"/>
-          <w:b/>
-          <w:bCs/>
-          <w:sz w:val="28"/>
-          <w:szCs w:val="28"/>
-          <w:lang w:val="en-IN"/>
-        </w:rPr>
-      </w:pPr>
-      <w:r>
-        <w:rPr>
-          <w:rFonts w:ascii="Times New Roman" w:eastAsiaTheme="majorEastAsia" w:hAnsi="Times New Roman" w:cs="Times New Roman"/>
-          <w:b/>
-          <w:bCs/>
-          <w:sz w:val="28"/>
-          <w:szCs w:val="28"/>
-          <w:lang w:val="en-IN"/>
-        </w:rPr>
-        <w:t>Plagiarism level must not exceed 10% (excluding references).</w:t>
-      </w:r>
-    </w:p>
-    <w:p>
-      <w:pPr>
-        <w:numPr>
-          <w:ilvl w:val="0"/>
-          <w:numId w:val="17"/>
-        </w:numPr>
-        <w:rPr>
-          <w:rFonts w:ascii="Times New Roman" w:eastAsiaTheme="majorEastAsia" w:hAnsi="Times New Roman" w:cs="Times New Roman"/>
-          <w:b/>
-          <w:bCs/>
-          <w:sz w:val="28"/>
-          <w:szCs w:val="28"/>
-          <w:lang w:val="en-IN"/>
-        </w:rPr>
-      </w:pPr>
-      <w:r>
-        <w:rPr>
-          <w:rFonts w:ascii="Times New Roman" w:eastAsiaTheme="majorEastAsia" w:hAnsi="Times New Roman" w:cs="Times New Roman"/>
-          <w:b/>
-          <w:bCs/>
-          <w:sz w:val="28"/>
-          <w:szCs w:val="28"/>
-          <w:lang w:val="en-IN"/>
-        </w:rPr>
-        <w:t>Manuscripts with plagiarism beyond the limit will be rejected immediately.</w:t>
-      </w:r>
-    </w:p>
-    <w:p>
-      <w:pPr>
-        <w:rPr>
-          <w:rFonts w:ascii="Times New Roman" w:eastAsiaTheme="majorEastAsia" w:hAnsi="Times New Roman" w:cs="Times New Roman"/>
-          <w:b/>
-          <w:bCs/>
-          <w:sz w:val="28"/>
-          <w:szCs w:val="28"/>
-          <w:lang w:val="en-IN"/>
-        </w:rPr>
-      </w:pPr>
-      <w:r>
-        <w:rPr>
-          <w:rFonts w:ascii="Times New Roman" w:eastAsiaTheme="majorEastAsia" w:hAnsi="Times New Roman" w:cs="Times New Roman"/>
-          <w:b/>
-          <w:bCs/>
-          <w:sz w:val="28"/>
-          <w:szCs w:val="28"/>
-          <w:lang w:val="en-IN"/>
-        </w:rPr>
-        <w:t>9. Peer Review Process</w:t>
-      </w:r>
-    </w:p>
-    <w:p>
-      <w:pPr>
-        <w:numPr>
-          <w:ilvl w:val="0"/>
-          <w:numId w:val="18"/>
-        </w:numPr>
-        <w:rPr>
-          <w:rFonts w:ascii="Times New Roman" w:eastAsiaTheme="majorEastAsia" w:hAnsi="Times New Roman" w:cs="Times New Roman"/>
-          <w:b/>
-          <w:bCs/>
-          <w:sz w:val="28"/>
-          <w:szCs w:val="28"/>
-          <w:lang w:val="en-IN"/>
-        </w:rPr>
-      </w:pPr>
-      <w:r>
-        <w:rPr>
-          <w:rFonts w:ascii="Times New Roman" w:eastAsiaTheme="majorEastAsia" w:hAnsi="Times New Roman" w:cs="Times New Roman"/>
-          <w:b/>
-          <w:bCs/>
-          <w:sz w:val="28"/>
-          <w:szCs w:val="28"/>
-          <w:lang w:val="en-IN"/>
-        </w:rPr>
-        <w:t>IJACSI follows a double-blind peer review process.</w:t>
-      </w:r>
-    </w:p>
-    <w:p>
-      <w:pPr>
-        <w:numPr>
-          <w:ilvl w:val="0"/>
-          <w:numId w:val="18"/>
-        </w:numPr>
-        <w:rPr>
-          <w:rFonts w:ascii="Times New Roman" w:eastAsiaTheme="majorEastAsia" w:hAnsi="Times New Roman" w:cs="Times New Roman"/>
-          <w:b/>
-          <w:bCs/>
-          <w:sz w:val="28"/>
-          <w:szCs w:val="28"/>
-          <w:lang w:val="en-IN"/>
-        </w:rPr>
-      </w:pPr>
-      <w:r>
-        <w:rPr>
-          <w:rFonts w:ascii="Times New Roman" w:eastAsiaTheme="majorEastAsia" w:hAnsi="Times New Roman" w:cs="Times New Roman"/>
-          <w:b/>
-          <w:bCs/>
-          <w:sz w:val="28"/>
-          <w:szCs w:val="28"/>
-          <w:lang w:val="en-IN"/>
-        </w:rPr>
-        <w:t>Each manuscript is reviewed by at least two experts.</w:t>
-      </w:r>
-    </w:p>
-    <w:p>
-      <w:pPr>
-        <w:numPr>
-          <w:ilvl w:val="0"/>
-          <w:numId w:val="18"/>
-        </w:numPr>
-        <w:rPr>
-          <w:rFonts w:ascii="Times New Roman" w:eastAsiaTheme="majorEastAsia" w:hAnsi="Times New Roman" w:cs="Times New Roman"/>
-          <w:b/>
-          <w:bCs/>
-          <w:sz w:val="28"/>
-          <w:szCs w:val="28"/>
-          <w:lang w:val="en-IN"/>
-        </w:rPr>
-      </w:pPr>
-      <w:r>
-        <w:rPr>
-          <w:rFonts w:ascii="Times New Roman" w:eastAsiaTheme="majorEastAsia" w:hAnsi="Times New Roman" w:cs="Times New Roman"/>
-          <w:b/>
-          <w:bCs/>
-          <w:sz w:val="28"/>
-          <w:szCs w:val="28"/>
-          <w:lang w:val="en-IN"/>
-        </w:rPr>
-        <w:t>Review outcomes:</w:t>
-      </w:r>
-    </w:p>
-    <w:p>
-      <w:pPr>
-        <w:numPr>
-          <w:ilvl w:val="1"/>
-          <w:numId w:val="18"/>
-        </w:numPr>
-        <w:rPr>
-          <w:rFonts w:ascii="Times New Roman" w:eastAsiaTheme="majorEastAsia" w:hAnsi="Times New Roman" w:cs="Times New Roman"/>
-          <w:b/>
-          <w:bCs/>
-          <w:sz w:val="28"/>
-          <w:szCs w:val="28"/>
-          <w:lang w:val="en-IN"/>
-        </w:rPr>
-      </w:pPr>
-      <w:r>
-        <w:rPr>
-          <w:rFonts w:ascii="Times New Roman" w:eastAsiaTheme="majorEastAsia" w:hAnsi="Times New Roman" w:cs="Times New Roman"/>
-          <w:b/>
-          <w:bCs/>
-          <w:sz w:val="28"/>
-          <w:szCs w:val="28"/>
-          <w:lang w:val="en-IN"/>
-        </w:rPr>
-        <w:t>Accept</w:t>
-      </w:r>
-    </w:p>
-    <w:p>
-      <w:pPr>
-        <w:numPr>
-          <w:ilvl w:val="1"/>
-          <w:numId w:val="18"/>
-        </w:numPr>
-        <w:rPr>
-          <w:rFonts w:ascii="Times New Roman" w:eastAsiaTheme="majorEastAsia" w:hAnsi="Times New Roman" w:cs="Times New Roman"/>
-          <w:b/>
-          <w:bCs/>
-          <w:sz w:val="28"/>
-          <w:szCs w:val="28"/>
-          <w:lang w:val="en-IN"/>
-        </w:rPr>
-      </w:pPr>
-      <w:r>
-        <w:rPr>
-          <w:rFonts w:ascii="Times New Roman" w:eastAsiaTheme="majorEastAsia" w:hAnsi="Times New Roman" w:cs="Times New Roman"/>
-          <w:b/>
-          <w:bCs/>
-          <w:sz w:val="28"/>
-          <w:szCs w:val="28"/>
-          <w:lang w:val="en-IN"/>
-        </w:rPr>
-        <w:t>Minor Revision</w:t>
-      </w:r>
-    </w:p>
-    <w:p>
-      <w:pPr>
-        <w:numPr>
-          <w:ilvl w:val="1"/>
-          <w:numId w:val="18"/>
-        </w:numPr>
-        <w:rPr>
-          <w:rFonts w:ascii="Times New Roman" w:eastAsiaTheme="majorEastAsia" w:hAnsi="Times New Roman" w:cs="Times New Roman"/>
-          <w:b/>
-          <w:bCs/>
-          <w:sz w:val="28"/>
-          <w:szCs w:val="28"/>
-          <w:lang w:val="en-IN"/>
-        </w:rPr>
-      </w:pPr>
-      <w:r>
-        <w:rPr>
-          <w:rFonts w:ascii="Times New Roman" w:eastAsiaTheme="majorEastAsia" w:hAnsi="Times New Roman" w:cs="Times New Roman"/>
-          <w:b/>
-          <w:bCs/>
-          <w:sz w:val="28"/>
-          <w:szCs w:val="28"/>
-          <w:lang w:val="en-IN"/>
-        </w:rPr>
-        <w:t>Major Revision</w:t>
-      </w:r>
-    </w:p>
-    <w:p>
-      <w:pPr>
-        <w:numPr>
-          <w:ilvl w:val="1"/>
-          <w:numId w:val="18"/>
-        </w:numPr>
-        <w:rPr>
-          <w:rFonts w:ascii="Times New Roman" w:eastAsiaTheme="majorEastAsia" w:hAnsi="Times New Roman" w:cs="Times New Roman"/>
-          <w:b/>
-          <w:bCs/>
-          <w:sz w:val="28"/>
-          <w:szCs w:val="28"/>
-          <w:lang w:val="en-IN"/>
-        </w:rPr>
-      </w:pPr>
-      <w:r>
-        <w:rPr>
-          <w:rFonts w:ascii="Times New Roman" w:eastAsiaTheme="majorEastAsia" w:hAnsi="Times New Roman" w:cs="Times New Roman"/>
-          <w:b/>
-          <w:bCs/>
-          <w:sz w:val="28"/>
-          <w:szCs w:val="28"/>
-          <w:lang w:val="en-IN"/>
-        </w:rPr>
-        <w:t>Reject</w:t>
-      </w:r>
-    </w:p>
-    <w:p>
-      <w:pPr>
-        <w:numPr>
-          <w:ilvl w:val="0"/>
-          <w:numId w:val="18"/>
-        </w:numPr>
-        <w:rPr>
-          <w:rFonts w:ascii="Times New Roman" w:eastAsiaTheme="majorEastAsia" w:hAnsi="Times New Roman" w:cs="Times New Roman"/>
-          <w:b/>
-          <w:bCs/>
-          <w:sz w:val="28"/>
-          <w:szCs w:val="28"/>
-          <w:lang w:val="en-IN"/>
-        </w:rPr>
-      </w:pPr>
-      <w:r>
-        <w:rPr>
-          <w:rFonts w:ascii="Times New Roman" w:eastAsiaTheme="majorEastAsia" w:hAnsi="Times New Roman" w:cs="Times New Roman"/>
-          <w:b/>
-          <w:bCs/>
-          <w:sz w:val="28"/>
-          <w:szCs w:val="28"/>
-          <w:lang w:val="en-IN"/>
-        </w:rPr>
-        <w:t>The review process typically takes 2–4 weeks.</w:t>
-      </w:r>
-    </w:p>
-    <w:p>
-      <w:pPr>
-        <w:rPr>
-          <w:rFonts w:ascii="Times New Roman" w:eastAsiaTheme="majorEastAsia" w:hAnsi="Times New Roman" w:cs="Times New Roman"/>
-          <w:b/>
-          <w:bCs/>
-          <w:sz w:val="28"/>
-          <w:szCs w:val="28"/>
-          <w:lang w:val="en-IN"/>
-        </w:rPr>
-      </w:pPr>
-      <w:r>
-        <w:rPr>
-          <w:rFonts w:ascii="Times New Roman" w:eastAsiaTheme="majorEastAsia" w:hAnsi="Times New Roman" w:cs="Times New Roman"/>
-          <w:b/>
-          <w:bCs/>
-          <w:sz w:val="28"/>
-          <w:szCs w:val="28"/>
-          <w:lang w:val="en-IN"/>
-        </w:rPr>
-        <w:t>10. Ethics &amp; Malpractice Statement</w:t>
-      </w:r>
-    </w:p>
-    <w:p>
-      <w:pPr>
-        <w:rPr>
-          <w:rFonts w:ascii="Times New Roman" w:eastAsiaTheme="majorEastAsia" w:hAnsi="Times New Roman" w:cs="Times New Roman"/>
-          <w:b/>
-          <w:bCs/>
-          <w:sz w:val="28"/>
-          <w:szCs w:val="28"/>
-          <w:lang w:val="en-IN"/>
-        </w:rPr>
-      </w:pPr>
-      <w:r>
-        <w:rPr>
-          <w:rFonts w:ascii="Times New Roman" w:eastAsiaTheme="majorEastAsia" w:hAnsi="Times New Roman" w:cs="Times New Roman"/>
-          <w:b/>
-          <w:bCs/>
-          <w:sz w:val="28"/>
-          <w:szCs w:val="28"/>
-          <w:lang w:val="en-IN"/>
-        </w:rPr>
-        <w:t>Authors must ensure:</w:t>
-      </w:r>
-    </w:p>
-    <w:p>
-      <w:pPr>
-        <w:numPr>
-          <w:ilvl w:val="0"/>
-          <w:numId w:val="19"/>
-        </w:numPr>
-        <w:rPr>
-          <w:rFonts w:ascii="Times New Roman" w:eastAsiaTheme="majorEastAsia" w:hAnsi="Times New Roman" w:cs="Times New Roman"/>
-          <w:b/>
-          <w:bCs/>
-          <w:sz w:val="28"/>
-          <w:szCs w:val="28"/>
-          <w:lang w:val="en-IN"/>
-        </w:rPr>
-      </w:pPr>
-      <w:r>
-        <w:rPr>
-          <w:rFonts w:ascii="Times New Roman" w:eastAsiaTheme="majorEastAsia" w:hAnsi="Times New Roman" w:cs="Times New Roman"/>
-          <w:b/>
-          <w:bCs/>
-          <w:sz w:val="28"/>
-          <w:szCs w:val="28"/>
-          <w:lang w:val="en-IN"/>
-        </w:rPr>
-        <w:t>No data fabrication or falsification</w:t>
-      </w:r>
-    </w:p>
-    <w:p>
-      <w:pPr>
-        <w:numPr>
-          <w:ilvl w:val="0"/>
-          <w:numId w:val="19"/>
-        </w:numPr>
-        <w:rPr>
-          <w:rFonts w:ascii="Times New Roman" w:eastAsiaTheme="majorEastAsia" w:hAnsi="Times New Roman" w:cs="Times New Roman"/>
-          <w:b/>
-          <w:bCs/>
-          <w:sz w:val="28"/>
-          <w:szCs w:val="28"/>
-          <w:lang w:val="en-IN"/>
-        </w:rPr>
-      </w:pPr>
-      <w:r>
-        <w:rPr>
-          <w:rFonts w:ascii="Times New Roman" w:eastAsiaTheme="majorEastAsia" w:hAnsi="Times New Roman" w:cs="Times New Roman"/>
-          <w:b/>
-          <w:bCs/>
-          <w:sz w:val="28"/>
-          <w:szCs w:val="28"/>
-          <w:lang w:val="en-IN"/>
-        </w:rPr>
-        <w:t>Proper citation of all sources</w:t>
-      </w:r>
-    </w:p>
-    <w:p>
-      <w:pPr>
-        <w:numPr>
-          <w:ilvl w:val="0"/>
-          <w:numId w:val="19"/>
-        </w:numPr>
-        <w:rPr>
-          <w:rFonts w:ascii="Times New Roman" w:eastAsiaTheme="majorEastAsia" w:hAnsi="Times New Roman" w:cs="Times New Roman"/>
-          <w:b/>
-          <w:bCs/>
-          <w:sz w:val="28"/>
-          <w:szCs w:val="28"/>
-          <w:lang w:val="en-IN"/>
-        </w:rPr>
-      </w:pPr>
-      <w:r>
-        <w:rPr>
-          <w:rFonts w:ascii="Times New Roman" w:eastAsiaTheme="majorEastAsia" w:hAnsi="Times New Roman" w:cs="Times New Roman"/>
-          <w:b/>
-          <w:bCs/>
-          <w:sz w:val="28"/>
-          <w:szCs w:val="28"/>
-          <w:lang w:val="en-IN"/>
-        </w:rPr>
-        <w:t>No multiple or redundant submissions</w:t>
-      </w:r>
-    </w:p>
-    <w:p>
-      <w:pPr>
-        <w:numPr>
-          <w:ilvl w:val="0"/>
-          <w:numId w:val="19"/>
-        </w:numPr>
-        <w:rPr>
-          <w:rFonts w:ascii="Times New Roman" w:eastAsiaTheme="majorEastAsia" w:hAnsi="Times New Roman" w:cs="Times New Roman"/>
-          <w:b/>
-          <w:bCs/>
-          <w:sz w:val="28"/>
-          <w:szCs w:val="28"/>
-          <w:lang w:val="en-IN"/>
-        </w:rPr>
-      </w:pPr>
-      <w:r>
-        <w:rPr>
-          <w:rFonts w:ascii="Times New Roman" w:eastAsiaTheme="majorEastAsia" w:hAnsi="Times New Roman" w:cs="Times New Roman"/>
-          <w:b/>
-          <w:bCs/>
-          <w:sz w:val="28"/>
-          <w:szCs w:val="28"/>
-          <w:lang w:val="en-IN"/>
-        </w:rPr>
-        <w:t>All listed authors have contributed significantly to the work</w:t>
-      </w:r>
-    </w:p>
-    <w:p>
-      <w:pPr>
-        <w:rPr>
-          <w:rFonts w:ascii="Times New Roman" w:eastAsiaTheme="majorEastAsia" w:hAnsi="Times New Roman" w:cs="Times New Roman"/>
-          <w:b/>
-          <w:bCs/>
-          <w:sz w:val="28"/>
-          <w:szCs w:val="28"/>
-          <w:lang w:val="en-IN"/>
-        </w:rPr>
-      </w:pPr>
-      <w:r>
-        <w:rPr>
-          <w:rFonts w:ascii="Times New Roman" w:eastAsiaTheme="majorEastAsia" w:hAnsi="Times New Roman" w:cs="Times New Roman"/>
-          <w:b/>
-          <w:bCs/>
-          <w:sz w:val="28"/>
-          <w:szCs w:val="28"/>
-          <w:lang w:val="en-IN"/>
-        </w:rPr>
-        <w:lastRenderedPageBreak/>
-        <w:t>Any violation of publication ethics will result in rejection or retraction.</w:t>
-      </w:r>
-    </w:p>
-    <w:p>
-      <w:pPr>
-        <w:rPr>
-          <w:rFonts w:ascii="Times New Roman" w:eastAsiaTheme="majorEastAsia" w:hAnsi="Times New Roman" w:cs="Times New Roman"/>
-          <w:b/>
-          <w:bCs/>
-          <w:sz w:val="28"/>
-          <w:szCs w:val="28"/>
-          <w:lang w:val="en-IN"/>
-        </w:rPr>
-      </w:pPr>
-      <w:r>
-        <w:rPr>
-          <w:rFonts w:ascii="Times New Roman" w:eastAsiaTheme="majorEastAsia" w:hAnsi="Times New Roman" w:cs="Times New Roman"/>
-          <w:b/>
-          <w:bCs/>
-          <w:sz w:val="28"/>
-          <w:szCs w:val="28"/>
-          <w:lang w:val="en-IN"/>
-        </w:rPr>
-        <w:t>11. Copyright &amp; Open Access Policy</w:t>
-      </w:r>
-    </w:p>
-    <w:p>
-      <w:pPr>
-        <w:numPr>
-          <w:ilvl w:val="0"/>
-          <w:numId w:val="20"/>
-        </w:numPr>
-        <w:rPr>
-          <w:rFonts w:ascii="Times New Roman" w:eastAsiaTheme="majorEastAsia" w:hAnsi="Times New Roman" w:cs="Times New Roman"/>
-          <w:b/>
-          <w:bCs/>
-          <w:sz w:val="28"/>
-          <w:szCs w:val="28"/>
-          <w:lang w:val="en-IN"/>
-        </w:rPr>
-      </w:pPr>
-      <w:r>
-        <w:rPr>
-          <w:rFonts w:ascii="Times New Roman" w:eastAsiaTheme="majorEastAsia" w:hAnsi="Times New Roman" w:cs="Times New Roman"/>
-          <w:b/>
-          <w:bCs/>
-          <w:sz w:val="28"/>
-          <w:szCs w:val="28"/>
-          <w:lang w:val="en-IN"/>
-        </w:rPr>
-        <w:t>IJACSI is an open-access journal.</w:t>
-      </w:r>
-    </w:p>
-    <w:p>
-      <w:pPr>
-        <w:numPr>
-          <w:ilvl w:val="0"/>
-          <w:numId w:val="20"/>
-        </w:numPr>
-        <w:rPr>
-          <w:rFonts w:ascii="Times New Roman" w:eastAsiaTheme="majorEastAsia" w:hAnsi="Times New Roman" w:cs="Times New Roman"/>
-          <w:b/>
-          <w:bCs/>
-          <w:sz w:val="28"/>
-          <w:szCs w:val="28"/>
-          <w:lang w:val="en-IN"/>
-        </w:rPr>
-      </w:pPr>
-      <w:r>
-        <w:rPr>
-          <w:rFonts w:ascii="Times New Roman" w:eastAsiaTheme="majorEastAsia" w:hAnsi="Times New Roman" w:cs="Times New Roman"/>
-          <w:b/>
-          <w:bCs/>
-          <w:sz w:val="28"/>
-          <w:szCs w:val="28"/>
-          <w:lang w:val="en-IN"/>
-        </w:rPr>
-        <w:t>Authors retain the copyright of their work.</w:t>
-      </w:r>
-    </w:p>
-    <w:p>
-      <w:pPr>
-        <w:numPr>
-          <w:ilvl w:val="0"/>
-          <w:numId w:val="20"/>
-        </w:numPr>
-        <w:rPr>
-          <w:rFonts w:ascii="Times New Roman" w:eastAsiaTheme="majorEastAsia" w:hAnsi="Times New Roman" w:cs="Times New Roman"/>
-          <w:b/>
-          <w:bCs/>
-          <w:sz w:val="28"/>
-          <w:szCs w:val="28"/>
-          <w:lang w:val="en-IN"/>
-        </w:rPr>
-      </w:pPr>
-      <w:r>
-        <w:rPr>
-          <w:rFonts w:ascii="Times New Roman" w:eastAsiaTheme="majorEastAsia" w:hAnsi="Times New Roman" w:cs="Times New Roman"/>
-          <w:b/>
-          <w:bCs/>
-          <w:sz w:val="28"/>
-          <w:szCs w:val="28"/>
-          <w:lang w:val="en-IN"/>
-        </w:rPr>
-        <w:t>By submitting the manuscript, authors grant IJACSI the right to publish the article.</w:t>
-      </w:r>
-    </w:p>
-    <w:p>
-      <w:pPr>
-        <w:rPr>
-          <w:rFonts w:ascii="Times New Roman" w:eastAsiaTheme="majorEastAsia" w:hAnsi="Times New Roman" w:cs="Times New Roman"/>
-          <w:b/>
-          <w:bCs/>
-          <w:sz w:val="28"/>
-          <w:szCs w:val="28"/>
-          <w:lang w:val="en-IN"/>
-        </w:rPr>
-      </w:pPr>
-      <w:r>
-        <w:rPr>
-          <w:rFonts w:ascii="Times New Roman" w:eastAsiaTheme="majorEastAsia" w:hAnsi="Times New Roman" w:cs="Times New Roman"/>
-          <w:b/>
-          <w:bCs/>
-          <w:sz w:val="28"/>
-          <w:szCs w:val="28"/>
-          <w:lang w:val="en-IN"/>
-        </w:rPr>
         <w:t>12. Submission Procedure</w:t>
       </w:r>
     </w:p>
@@ -2549,20 +2241,16 @@
         </w:numPr>
         <w:rPr>
           <w:rFonts w:ascii="Times New Roman" w:eastAsiaTheme="majorEastAsia" w:hAnsi="Times New Roman" w:cs="Times New Roman"/>
-          <w:b/>
-          <w:bCs/>
-          <w:sz w:val="28"/>
-          <w:szCs w:val="28"/>
+          <w:sz w:val="24"/>
+          <w:szCs w:val="24"/>
           <w:lang w:val="en-IN"/>
         </w:rPr>
       </w:pPr>
       <w:r>
         <w:rPr>
           <w:rFonts w:ascii="Times New Roman" w:eastAsiaTheme="majorEastAsia" w:hAnsi="Times New Roman" w:cs="Times New Roman"/>
-          <w:b/>
-          <w:bCs/>
-          <w:sz w:val="28"/>
-          <w:szCs w:val="28"/>
+          <w:sz w:val="24"/>
+          <w:szCs w:val="24"/>
           <w:lang w:val="en-IN"/>
         </w:rPr>
         <w:t>Manuscripts should be submitted in MS Word (.doc or .docx) format.</w:t>
@@ -2576,20 +2264,16 @@
         </w:numPr>
         <w:rPr>
           <w:rFonts w:ascii="Times New Roman" w:eastAsiaTheme="majorEastAsia" w:hAnsi="Times New Roman" w:cs="Times New Roman"/>
-          <w:b/>
-          <w:bCs/>
-          <w:sz w:val="28"/>
-          <w:szCs w:val="28"/>
+          <w:sz w:val="24"/>
+          <w:szCs w:val="24"/>
           <w:lang w:val="en-IN"/>
         </w:rPr>
       </w:pPr>
       <w:r>
         <w:rPr>
           <w:rFonts w:ascii="Times New Roman" w:eastAsiaTheme="majorEastAsia" w:hAnsi="Times New Roman" w:cs="Times New Roman"/>
-          <w:b/>
-          <w:bCs/>
-          <w:sz w:val="28"/>
-          <w:szCs w:val="28"/>
+          <w:sz w:val="24"/>
+          <w:szCs w:val="24"/>
           <w:lang w:val="en-IN"/>
         </w:rPr>
         <w:t>File name should be:</w:t>
@@ -2597,10 +2281,8 @@
       <w:r>
         <w:rPr>
           <w:rFonts w:ascii="Times New Roman" w:eastAsiaTheme="majorEastAsia" w:hAnsi="Times New Roman" w:cs="Times New Roman"/>
-          <w:b/>
-          <w:bCs/>
-          <w:sz w:val="28"/>
-          <w:szCs w:val="28"/>
+          <w:sz w:val="24"/>
+          <w:szCs w:val="24"/>
           <w:lang w:val="en-IN"/>
         </w:rPr>
         <w:br/>
@@ -2615,6 +2297,47 @@
         </w:numPr>
         <w:rPr>
           <w:rFonts w:ascii="Times New Roman" w:eastAsiaTheme="majorEastAsia" w:hAnsi="Times New Roman" w:cs="Times New Roman"/>
+          <w:sz w:val="24"/>
+          <w:szCs w:val="24"/>
+          <w:lang w:val="en-IN"/>
+        </w:rPr>
+      </w:pPr>
+      <w:r>
+        <w:rPr>
+          <w:rFonts w:ascii="Times New Roman" w:eastAsiaTheme="majorEastAsia" w:hAnsi="Times New Roman" w:cs="Times New Roman"/>
+          <w:sz w:val="24"/>
+          <w:szCs w:val="24"/>
+          <w:lang w:val="en-IN"/>
+        </w:rPr>
+        <w:lastRenderedPageBreak/>
+        <w:t>Submissions must be sent to:</w:t>
+      </w:r>
+      <w:r>
+        <w:rPr>
+          <w:rFonts w:ascii="Times New Roman" w:eastAsiaTheme="majorEastAsia" w:hAnsi="Times New Roman" w:cs="Times New Roman"/>
+          <w:sz w:val="24"/>
+          <w:szCs w:val="24"/>
+          <w:lang w:val="en-IN"/>
+        </w:rPr>
+        <w:br/>
+        <w:t xml:space="preserve"> </w:t>
+      </w:r>
+      <w:r>
+        <w:rPr>
+          <w:rFonts w:ascii="Times New Roman" w:eastAsiaTheme="majorEastAsia" w:hAnsi="Times New Roman" w:cs="Times New Roman"/>
+          <w:i/>
+          <w:iCs/>
+          <w:sz w:val="24"/>
+          <w:szCs w:val="24"/>
+          <w:lang w:val="en-IN"/>
+        </w:rPr>
+        <w:t>[Journal Email ID]</w:t>
+      </w:r>
+    </w:p>
+    <w:p>
+      <w:pPr>
+        <w:rPr>
+          <w:rFonts w:ascii="Times New Roman" w:eastAsiaTheme="majorEastAsia" w:hAnsi="Times New Roman" w:cs="Times New Roman"/>
           <w:b/>
           <w:bCs/>
           <w:sz w:val="28"/>
@@ -2631,9 +2354,57 @@
           <w:szCs w:val="28"/>
           <w:lang w:val="en-IN"/>
         </w:rPr>
-        <w:t>Submissions must be sent to:</w:t>
+        <w:t>13. Article Processing Charges (APC)</w:t>
       </w:r>
+    </w:p>
+    <w:p>
+      <w:pPr>
+        <w:numPr>
+          <w:ilvl w:val="0"/>
+          <w:numId w:val="22"/>
+        </w:numPr>
+        <w:rPr>
+          <w:rFonts w:ascii="Times New Roman" w:eastAsiaTheme="majorEastAsia" w:hAnsi="Times New Roman" w:cs="Times New Roman"/>
+          <w:sz w:val="24"/>
+          <w:szCs w:val="24"/>
+          <w:lang w:val="en-IN"/>
+        </w:rPr>
+      </w:pPr>
       <w:r>
+        <w:rPr>
+          <w:rFonts w:ascii="Times New Roman" w:eastAsiaTheme="majorEastAsia" w:hAnsi="Times New Roman" w:cs="Times New Roman"/>
+          <w:sz w:val="24"/>
+          <w:szCs w:val="24"/>
+          <w:lang w:val="en-IN"/>
+        </w:rPr>
+        <w:t>Currently, there is no submission or publication fee.</w:t>
+      </w:r>
+    </w:p>
+    <w:p>
+      <w:pPr>
+        <w:numPr>
+          <w:ilvl w:val="0"/>
+          <w:numId w:val="22"/>
+        </w:numPr>
+        <w:rPr>
+          <w:rFonts w:ascii="Times New Roman" w:eastAsiaTheme="majorEastAsia" w:hAnsi="Times New Roman" w:cs="Times New Roman"/>
+          <w:sz w:val="24"/>
+          <w:szCs w:val="24"/>
+          <w:lang w:val="en-IN"/>
+        </w:rPr>
+      </w:pPr>
+      <w:r>
+        <w:rPr>
+          <w:rFonts w:ascii="Times New Roman" w:eastAsiaTheme="majorEastAsia" w:hAnsi="Times New Roman" w:cs="Times New Roman"/>
+          <w:sz w:val="24"/>
+          <w:szCs w:val="24"/>
+          <w:lang w:val="en-IN"/>
+        </w:rPr>
+        <w:t>Any future charges (if applicable) will be informed in advance.</w:t>
+      </w:r>
+    </w:p>
+    <w:p>
+      <w:pPr>
         <w:rPr>
           <w:rFonts w:ascii="Times New Roman" w:eastAsiaTheme="majorEastAsia" w:hAnsi="Times New Roman" w:cs="Times New Roman"/>
           <w:b/>
@@ -2642,25 +2413,8 @@
           <w:szCs w:val="28"/>
           <w:lang w:val="en-IN"/>
         </w:rPr>
-        <w:br/>
-        <w:t xml:space="preserve"> </w:t>
-      </w:r>
+      </w:pPr>
       <w:r>
-        <w:rPr>
-          <w:rFonts w:ascii="Times New Roman" w:eastAsiaTheme="majorEastAsia" w:hAnsi="Times New Roman" w:cs="Times New Roman"/>
-          <w:b/>
-          <w:bCs/>
-          <w:i/>
-          <w:iCs/>
-          <w:sz w:val="28"/>
-          <w:szCs w:val="28"/>
-          <w:lang w:val="en-IN"/>
-        </w:rPr>
-        <w:t>[Journal Email ID]</w:t>
-      </w:r>
-    </w:p>
-    <w:p>
-      <w:pPr>
         <w:rPr>
           <w:rFonts w:ascii="Times New Roman" w:eastAsiaTheme="majorEastAsia" w:hAnsi="Times New Roman" w:cs="Times New Roman"/>
           <w:b/>
@@ -2669,93 +2423,6 @@
           <w:szCs w:val="28"/>
           <w:lang w:val="en-IN"/>
         </w:rPr>
-      </w:pPr>
-      <w:r>
-        <w:rPr>
-          <w:rFonts w:ascii="Times New Roman" w:eastAsiaTheme="majorEastAsia" w:hAnsi="Times New Roman" w:cs="Times New Roman"/>
-          <w:b/>
-          <w:bCs/>
-          <w:sz w:val="28"/>
-          <w:szCs w:val="28"/>
-          <w:lang w:val="en-IN"/>
-        </w:rPr>
-        <w:t>13. Article Processing Charges (APC)</w:t>
-      </w:r>
-    </w:p>
-    <w:p>
-      <w:pPr>
-        <w:numPr>
-          <w:ilvl w:val="0"/>
-          <w:numId w:val="22"/>
-        </w:numPr>
-        <w:rPr>
-          <w:rFonts w:ascii="Times New Roman" w:eastAsiaTheme="majorEastAsia" w:hAnsi="Times New Roman" w:cs="Times New Roman"/>
-          <w:b/>
-          <w:bCs/>
-          <w:sz w:val="28"/>
-          <w:szCs w:val="28"/>
-          <w:lang w:val="en-IN"/>
-        </w:rPr>
-      </w:pPr>
-      <w:r>
-        <w:rPr>
-          <w:rFonts w:ascii="Times New Roman" w:eastAsiaTheme="majorEastAsia" w:hAnsi="Times New Roman" w:cs="Times New Roman"/>
-          <w:b/>
-          <w:bCs/>
-          <w:sz w:val="28"/>
-          <w:szCs w:val="28"/>
-          <w:lang w:val="en-IN"/>
-        </w:rPr>
-        <w:t>Currently, there is no submission or publication fee.</w:t>
-      </w:r>
-    </w:p>
-    <w:p>
-      <w:pPr>
-        <w:numPr>
-          <w:ilvl w:val="0"/>
-          <w:numId w:val="22"/>
-        </w:numPr>
-        <w:rPr>
-          <w:rFonts w:ascii="Times New Roman" w:eastAsiaTheme="majorEastAsia" w:hAnsi="Times New Roman" w:cs="Times New Roman"/>
-          <w:b/>
-          <w:bCs/>
-          <w:sz w:val="28"/>
-          <w:szCs w:val="28"/>
-          <w:lang w:val="en-IN"/>
-        </w:rPr>
-      </w:pPr>
-      <w:r>
-        <w:rPr>
-          <w:rFonts w:ascii="Times New Roman" w:eastAsiaTheme="majorEastAsia" w:hAnsi="Times New Roman" w:cs="Times New Roman"/>
-          <w:b/>
-          <w:bCs/>
-          <w:sz w:val="28"/>
-          <w:szCs w:val="28"/>
-          <w:lang w:val="en-IN"/>
-        </w:rPr>
-        <w:t>Any future charges (if applicable) will be informed in advance.</w:t>
-      </w:r>
-    </w:p>
-    <w:p>
-      <w:pPr>
-        <w:rPr>
-          <w:rFonts w:ascii="Times New Roman" w:eastAsiaTheme="majorEastAsia" w:hAnsi="Times New Roman" w:cs="Times New Roman"/>
-          <w:b/>
-          <w:bCs/>
-          <w:sz w:val="28"/>
-          <w:szCs w:val="28"/>
-          <w:lang w:val="en-IN"/>
-        </w:rPr>
-      </w:pPr>
-      <w:r>
-        <w:rPr>
-          <w:rFonts w:ascii="Times New Roman" w:eastAsiaTheme="majorEastAsia" w:hAnsi="Times New Roman" w:cs="Times New Roman"/>
-          <w:b/>
-          <w:bCs/>
-          <w:sz w:val="28"/>
-          <w:szCs w:val="28"/>
-          <w:lang w:val="en-IN"/>
-        </w:rPr>
         <w:t>14. Contact Information</w:t>
       </w:r>
     </w:p>
@@ -2763,20 +2430,16 @@
       <w:pPr>
         <w:rPr>
           <w:rFonts w:ascii="Times New Roman" w:eastAsiaTheme="majorEastAsia" w:hAnsi="Times New Roman" w:cs="Times New Roman"/>
-          <w:b/>
-          <w:bCs/>
-          <w:sz w:val="28"/>
-          <w:szCs w:val="28"/>
+          <w:sz w:val="24"/>
+          <w:szCs w:val="24"/>
           <w:lang w:val="en-IN"/>
         </w:rPr>
       </w:pPr>
       <w:r>
         <w:rPr>
           <w:rFonts w:ascii="Times New Roman" w:eastAsiaTheme="majorEastAsia" w:hAnsi="Times New Roman" w:cs="Times New Roman"/>
-          <w:b/>
-          <w:bCs/>
-          <w:sz w:val="28"/>
-          <w:szCs w:val="28"/>
+          <w:sz w:val="24"/>
+          <w:szCs w:val="24"/>
           <w:lang w:val="en-IN"/>
         </w:rPr>
         <w:t>International Journal of Advanced Computing Science and Innovation (IJACSI)</w:t>
@@ -2784,10 +2447,8 @@
       <w:r>
         <w:rPr>
           <w:rFonts w:ascii="Times New Roman" w:eastAsiaTheme="majorEastAsia" w:hAnsi="Times New Roman" w:cs="Times New Roman"/>
-          <w:b/>
-          <w:bCs/>
-          <w:sz w:val="28"/>
-          <w:szCs w:val="28"/>
+          <w:sz w:val="24"/>
+          <w:szCs w:val="24"/>
           <w:lang w:val="en-IN"/>
         </w:rPr>
         <w:br/>
@@ -2796,10 +2457,8 @@
       <w:r>
         <w:rPr>
           <w:rFonts w:ascii="Times New Roman" w:eastAsiaTheme="majorEastAsia" w:hAnsi="Times New Roman" w:cs="Times New Roman"/>
-          <w:b/>
-          <w:bCs/>
-          <w:sz w:val="28"/>
-          <w:szCs w:val="28"/>
+          <w:sz w:val="24"/>
+          <w:szCs w:val="24"/>
           <w:lang w:val="en-IN"/>
         </w:rPr>
         <w:br/>
@@ -2808,10 +2467,8 @@
       <w:r>
         <w:rPr>
           <w:rFonts w:ascii="Times New Roman" w:eastAsiaTheme="majorEastAsia" w:hAnsi="Times New Roman" w:cs="Times New Roman"/>
-          <w:b/>
-          <w:bCs/>
-          <w:sz w:val="28"/>
-          <w:szCs w:val="28"/>
+          <w:sz w:val="24"/>
+          <w:szCs w:val="24"/>
           <w:lang w:val="en-IN"/>
         </w:rPr>
         <w:br/>
@@ -2822,20 +2479,16 @@
       <w:pPr>
         <w:rPr>
           <w:rFonts w:ascii="Times New Roman" w:eastAsiaTheme="majorEastAsia" w:hAnsi="Times New Roman" w:cs="Times New Roman"/>
-          <w:b/>
-          <w:bCs/>
-          <w:sz w:val="28"/>
-          <w:szCs w:val="28"/>
+          <w:sz w:val="24"/>
+          <w:szCs w:val="24"/>
           <w:lang w:val="en-IN"/>
         </w:rPr>
       </w:pPr>
       <w:r>
         <w:rPr>
           <w:rFonts w:ascii="Times New Roman" w:eastAsiaTheme="majorEastAsia" w:hAnsi="Times New Roman" w:cs="Times New Roman"/>
-          <w:b/>
-          <w:bCs/>
-          <w:sz w:val="28"/>
-          <w:szCs w:val="28"/>
+          <w:sz w:val="24"/>
+          <w:szCs w:val="24"/>
           <w:lang w:val="en-IN"/>
         </w:rPr>
         <w:t xml:space="preserve">Email: </w:t>
@@ -2843,12 +2496,10 @@
       <w:r>
         <w:rPr>
           <w:rFonts w:ascii="Times New Roman" w:eastAsiaTheme="majorEastAsia" w:hAnsi="Times New Roman" w:cs="Times New Roman"/>
-          <w:b/>
-          <w:bCs/>
           <w:i/>
           <w:iCs/>
-          <w:sz w:val="28"/>
-          <w:szCs w:val="28"/>
+          <w:sz w:val="24"/>
+          <w:szCs w:val="24"/>
           <w:lang w:val="en-IN"/>
         </w:rPr>
         <w:t>[To be added]</w:t>
@@ -2858,6 +2509,8 @@
       <w:pPr>
         <w:rPr>
           <w:rFonts w:ascii="Times New Roman" w:hAnsi="Times New Roman" w:cs="Times New Roman"/>
+          <w:sz w:val="24"/>
+          <w:szCs w:val="24"/>
         </w:rPr>
       </w:pPr>
     </w:p>
@@ -5617,6 +5270,7 @@
   <w:style w:type="character" w:default="1" w:styleId="DefaultParagraphFont">
     <w:name w:val="Default Paragraph Font"/>
     <w:uiPriority w:val="1"/>
+    <w:semiHidden/>
     <w:unhideWhenUsed/>
   </w:style>
   <w:style w:type="table" w:default="1" w:styleId="TableNormal">
